--- a/es/catalogue.docx
+++ b/es/catalogue.docx
@@ -5,7 +5,7 @@
     <w:p>
       <w:pPr>
         <w:pStyle w:val="note"/>
-        <w:divId w:val="157622769"/>
+        <w:divId w:val="99953267"/>
         <w:rPr>
           <w:rFonts w:ascii="Segoe UI" w:hAnsi="Segoe UI" w:cs="Segoe UI"/>
           <w:lang w:val="es-ES"/>
@@ -25,7 +25,7 @@
     <w:p>
       <w:pPr>
         <w:pStyle w:val="note"/>
-        <w:divId w:val="157622769"/>
+        <w:divId w:val="99953267"/>
         <w:rPr>
           <w:rFonts w:ascii="Segoe UI" w:hAnsi="Segoe UI" w:cs="Segoe UI"/>
           <w:lang w:val="es-ES"/>
@@ -45,7 +45,7 @@
     <w:p>
       <w:pPr>
         <w:pStyle w:val="1"/>
-        <w:divId w:val="157622769"/>
+        <w:divId w:val="99953267"/>
         <w:rPr>
           <w:rFonts w:ascii="Segoe UI" w:eastAsia="Times New Roman" w:hAnsi="Segoe UI" w:cs="Segoe UI"/>
           <w:lang w:val="es-ES"/>
@@ -62,7 +62,7 @@
     <w:p>
       <w:pPr>
         <w:pStyle w:val="2"/>
-        <w:divId w:val="157622769"/>
+        <w:divId w:val="99953267"/>
         <w:rPr>
           <w:rFonts w:ascii="Segoe UI" w:eastAsia="Times New Roman" w:hAnsi="Segoe UI" w:cs="Segoe UI"/>
           <w:lang w:val="es-ES"/>
@@ -79,7 +79,7 @@
     <w:p>
       <w:pPr>
         <w:pStyle w:val="note"/>
-        <w:divId w:val="157622769"/>
+        <w:divId w:val="99953267"/>
         <w:rPr>
           <w:rFonts w:ascii="Segoe UI" w:hAnsi="Segoe UI" w:cs="Segoe UI"/>
           <w:lang w:val="es-ES"/>
@@ -109,7 +109,7 @@
     <w:p>
       <w:pPr>
         <w:pStyle w:val="a7"/>
-        <w:divId w:val="157622769"/>
+        <w:divId w:val="99953267"/>
         <w:rPr>
           <w:rFonts w:ascii="Segoe UI" w:hAnsi="Segoe UI" w:cs="Segoe UI"/>
           <w:color w:val="1C1C1C"/>
@@ -128,34 +128,34 @@
     <w:p>
       <w:pPr>
         <w:pStyle w:val="a7"/>
-        <w:divId w:val="157622769"/>
-        <w:rPr>
-          <w:rFonts w:ascii="Segoe UI" w:hAnsi="Segoe UI" w:cs="Segoe UI"/>
-          <w:color w:val="1C1C1C"/>
-          <w:lang w:val="es-ES"/>
-        </w:rPr>
-      </w:pPr>
-      <w:r>
-        <w:rPr>
-          <w:rFonts w:ascii="Segoe UI" w:hAnsi="Segoe UI" w:cs="Segoe UI"/>
-          <w:color w:val="1C1C1C"/>
-          <w:lang w:val="es-ES"/>
-        </w:rPr>
-        <w:t>Un mismo robot crece con el niño de los 4 a los 10 años. Los más pequeños aprenden lógica y resuelven laberintos; los mayores avanzan hacia los ángulos, la geomet</w:t>
-      </w:r>
-      <w:r>
-        <w:rPr>
-          <w:rFonts w:ascii="Segoe UI" w:hAnsi="Segoe UI" w:cs="Segoe UI"/>
-          <w:color w:val="1C1C1C"/>
-          <w:lang w:val="es-ES"/>
-        </w:rPr>
-        <w:t>ría y el dibujo.</w:t>
+        <w:divId w:val="99953267"/>
+        <w:rPr>
+          <w:rFonts w:ascii="Segoe UI" w:hAnsi="Segoe UI" w:cs="Segoe UI"/>
+          <w:color w:val="1C1C1C"/>
+          <w:lang w:val="es-ES"/>
+        </w:rPr>
+      </w:pPr>
+      <w:r>
+        <w:rPr>
+          <w:rFonts w:ascii="Segoe UI" w:hAnsi="Segoe UI" w:cs="Segoe UI"/>
+          <w:color w:val="1C1C1C"/>
+          <w:lang w:val="es-ES"/>
+        </w:rPr>
+        <w:t>Un mismo robot crece con el niño de los 4 a los 10 años y más allá. Los más pequeños aprenden lógica y resuelven laberintos; los mayores avanzan hacia los ángulos</w:t>
+      </w:r>
+      <w:r>
+        <w:rPr>
+          <w:rFonts w:ascii="Segoe UI" w:hAnsi="Segoe UI" w:cs="Segoe UI"/>
+          <w:color w:val="1C1C1C"/>
+          <w:lang w:val="es-ES"/>
+        </w:rPr>
+        <w:t>, la geometría y el dibujo.</w:t>
       </w:r>
     </w:p>
     <w:p>
       <w:pPr>
         <w:pStyle w:val="3"/>
-        <w:divId w:val="157622769"/>
+        <w:divId w:val="99953267"/>
         <w:rPr>
           <w:rFonts w:ascii="Segoe UI" w:eastAsia="Times New Roman" w:hAnsi="Segoe UI" w:cs="Segoe UI"/>
           <w:lang w:val="es-ES"/>
@@ -172,34 +172,34 @@
     <w:p>
       <w:pPr>
         <w:pStyle w:val="a7"/>
-        <w:divId w:val="157622769"/>
-        <w:rPr>
-          <w:rFonts w:ascii="Segoe UI" w:hAnsi="Segoe UI" w:cs="Segoe UI"/>
-          <w:color w:val="1C1C1C"/>
-          <w:lang w:val="es-ES"/>
-        </w:rPr>
-      </w:pPr>
-      <w:r>
-        <w:rPr>
-          <w:rFonts w:ascii="Segoe UI" w:hAnsi="Segoe UI" w:cs="Segoe UI"/>
-          <w:color w:val="1C1C1C"/>
-          <w:lang w:val="es-ES"/>
-        </w:rPr>
-        <w:t>Coloque un rotulador y el robot trazará sobre el papel una espiral o una figura compleja, calculando ángulos y distancias sobre la marcha. Un robot rodante normal sin pantalla no logra esa precisi</w:t>
-      </w:r>
-      <w:r>
-        <w:rPr>
-          <w:rFonts w:ascii="Segoe UI" w:hAnsi="Segoe UI" w:cs="Segoe UI"/>
-          <w:color w:val="1C1C1C"/>
-          <w:lang w:val="es-ES"/>
-        </w:rPr>
-        <w:t>ón. El niño ve el resultado de su programa directamente sobre la hoja.</w:t>
+        <w:divId w:val="99953267"/>
+        <w:rPr>
+          <w:rFonts w:ascii="Segoe UI" w:hAnsi="Segoe UI" w:cs="Segoe UI"/>
+          <w:color w:val="1C1C1C"/>
+          <w:lang w:val="es-ES"/>
+        </w:rPr>
+      </w:pPr>
+      <w:r>
+        <w:rPr>
+          <w:rFonts w:ascii="Segoe UI" w:hAnsi="Segoe UI" w:cs="Segoe UI"/>
+          <w:color w:val="1C1C1C"/>
+          <w:lang w:val="es-ES"/>
+        </w:rPr>
+        <w:t xml:space="preserve">Coloque un rotulador y el robot trazará sobre el papel una espiral o una figura compleja, calculando ángulos y distancias sobre la marcha. Un robot rodante normal sin pantalla no logra </w:t>
+      </w:r>
+      <w:r>
+        <w:rPr>
+          <w:rFonts w:ascii="Segoe UI" w:hAnsi="Segoe UI" w:cs="Segoe UI"/>
+          <w:color w:val="1C1C1C"/>
+          <w:lang w:val="es-ES"/>
+        </w:rPr>
+        <w:t>esa precisión. El niño ve el resultado de su programa directamente sobre la hoja.</w:t>
       </w:r>
     </w:p>
     <w:p>
       <w:pPr>
         <w:pStyle w:val="3"/>
-        <w:divId w:val="157622769"/>
+        <w:divId w:val="99953267"/>
         <w:rPr>
           <w:rFonts w:ascii="Segoe UI" w:eastAsia="Times New Roman" w:hAnsi="Segoe UI" w:cs="Segoe UI"/>
           <w:lang w:val="es-ES"/>
@@ -216,34 +216,34 @@
     <w:p>
       <w:pPr>
         <w:pStyle w:val="a7"/>
-        <w:divId w:val="157622769"/>
-        <w:rPr>
-          <w:rFonts w:ascii="Segoe UI" w:hAnsi="Segoe UI" w:cs="Segoe UI"/>
-          <w:color w:val="1C1C1C"/>
-          <w:lang w:val="es-ES"/>
-        </w:rPr>
-      </w:pPr>
-      <w:r>
-        <w:rPr>
-          <w:rFonts w:ascii="Segoe UI" w:hAnsi="Segoe UI" w:cs="Segoe UI"/>
-          <w:color w:val="1C1C1C"/>
-          <w:lang w:val="es-ES"/>
-        </w:rPr>
-        <w:t xml:space="preserve">Dibujo, geometría, voz y una metodología lista para usar vienen en el equipo básico. Donde normalmente hacen falta varios robots para distintas </w:t>
-      </w:r>
-      <w:r>
-        <w:rPr>
-          <w:rFonts w:ascii="Segoe UI" w:hAnsi="Segoe UI" w:cs="Segoe UI"/>
-          <w:color w:val="1C1C1C"/>
-          <w:lang w:val="es-ES"/>
-        </w:rPr>
-        <w:t>edades o se compran sets de pago adicionales para uno solo, aquí todo lo cubre un único robot. No hace falta un segundo presupuesto para complementos.</w:t>
+        <w:divId w:val="99953267"/>
+        <w:rPr>
+          <w:rFonts w:ascii="Segoe UI" w:hAnsi="Segoe UI" w:cs="Segoe UI"/>
+          <w:color w:val="1C1C1C"/>
+          <w:lang w:val="es-ES"/>
+        </w:rPr>
+      </w:pPr>
+      <w:r>
+        <w:rPr>
+          <w:rFonts w:ascii="Segoe UI" w:hAnsi="Segoe UI" w:cs="Segoe UI"/>
+          <w:color w:val="1C1C1C"/>
+          <w:lang w:val="es-ES"/>
+        </w:rPr>
+        <w:t>Programación, dibujo, geometría, voz y una metodología lista para usar vienen en el equipo básico. Donde normalmente hacen falta vari</w:t>
+      </w:r>
+      <w:r>
+        <w:rPr>
+          <w:rFonts w:ascii="Segoe UI" w:hAnsi="Segoe UI" w:cs="Segoe UI"/>
+          <w:color w:val="1C1C1C"/>
+          <w:lang w:val="es-ES"/>
+        </w:rPr>
+        <w:t>os robots para distintas edades o se compran sets de pago adicionales para uno solo, aquí todo lo cubre un único robot. No hay nada por lo que pagar aparte.</w:t>
       </w:r>
     </w:p>
     <w:p>
       <w:pPr>
         <w:pStyle w:val="3"/>
-        <w:divId w:val="157622769"/>
+        <w:divId w:val="99953267"/>
         <w:rPr>
           <w:rFonts w:ascii="Segoe UI" w:eastAsia="Times New Roman" w:hAnsi="Segoe UI" w:cs="Segoe UI"/>
           <w:lang w:val="es-ES"/>
@@ -260,34 +260,34 @@
     <w:p>
       <w:pPr>
         <w:pStyle w:val="a7"/>
-        <w:divId w:val="157622769"/>
-        <w:rPr>
-          <w:rFonts w:ascii="Segoe UI" w:hAnsi="Segoe UI" w:cs="Segoe UI"/>
-          <w:color w:val="1C1C1C"/>
-          <w:lang w:val="es-ES"/>
-        </w:rPr>
-      </w:pPr>
-      <w:r>
-        <w:rPr>
-          <w:rFonts w:ascii="Segoe UI" w:hAnsi="Segoe UI" w:cs="Segoe UI"/>
-          <w:color w:val="1C1C1C"/>
-          <w:lang w:val="es-ES"/>
-        </w:rPr>
-        <w:t>El robot circula sobre cualquier mapa o alfombra cuadriculada: ya hechos o l</w:t>
-      </w:r>
-      <w:r>
-        <w:rPr>
-          <w:rFonts w:ascii="Segoe UI" w:hAnsi="Segoe UI" w:cs="Segoe UI"/>
-          <w:color w:val="1C1C1C"/>
-          <w:lang w:val="es-ES"/>
-        </w:rPr>
-        <w:t>os que usted imprima o dibuje. No hace falta comprar nada de la marca. El paso se ajusta a cualquier tamaño de cuadrícula, por defecto 15 cm.</w:t>
+        <w:divId w:val="99953267"/>
+        <w:rPr>
+          <w:rFonts w:ascii="Segoe UI" w:hAnsi="Segoe UI" w:cs="Segoe UI"/>
+          <w:color w:val="1C1C1C"/>
+          <w:lang w:val="es-ES"/>
+        </w:rPr>
+      </w:pPr>
+      <w:r>
+        <w:rPr>
+          <w:rFonts w:ascii="Segoe UI" w:hAnsi="Segoe UI" w:cs="Segoe UI"/>
+          <w:color w:val="1C1C1C"/>
+          <w:lang w:val="es-ES"/>
+        </w:rPr>
+        <w:t>El robot circula sobre cualquier mapa o alfombra cuadriculada: ya hech</w:t>
+      </w:r>
+      <w:r>
+        <w:rPr>
+          <w:rFonts w:ascii="Segoe UI" w:hAnsi="Segoe UI" w:cs="Segoe UI"/>
+          <w:color w:val="1C1C1C"/>
+          <w:lang w:val="es-ES"/>
+        </w:rPr>
+        <w:t>os o los que usted imprima o dibuje. No hace falta comprar nada de la marca. El paso se ajusta a cualquier tamaño de cuadrícula, por defecto 15 cm.</w:t>
       </w:r>
     </w:p>
     <w:p>
       <w:pPr>
         <w:pStyle w:val="note"/>
-        <w:divId w:val="157622769"/>
+        <w:divId w:val="99953267"/>
         <w:rPr>
           <w:rFonts w:ascii="Segoe UI" w:hAnsi="Segoe UI" w:cs="Segoe UI"/>
           <w:lang w:val="es-ES"/>
@@ -307,109 +307,109 @@
     <w:p>
       <w:pPr>
         <w:pStyle w:val="3"/>
-        <w:divId w:val="157622769"/>
-        <w:rPr>
-          <w:rFonts w:ascii="Segoe UI" w:eastAsia="Times New Roman" w:hAnsi="Segoe UI" w:cs="Segoe UI"/>
-          <w:lang w:val="es-ES"/>
-        </w:rPr>
-      </w:pPr>
-      <w:r>
-        <w:rPr>
-          <w:rFonts w:ascii="Segoe UI" w:eastAsia="Times New Roman" w:hAnsi="Segoe UI" w:cs="Segoe UI"/>
-          <w:lang w:val="es-ES"/>
-        </w:rPr>
-        <w:t>La metodología y los escenarios ya v</w:t>
-      </w:r>
-      <w:r>
-        <w:rPr>
-          <w:rFonts w:ascii="Segoe UI" w:eastAsia="Times New Roman" w:hAnsi="Segoe UI" w:cs="Segoe UI"/>
-          <w:lang w:val="es-ES"/>
-        </w:rPr>
-        <w:t>ienen incluidos</w:t>
-      </w:r>
-    </w:p>
-    <w:p>
-      <w:pPr>
-        <w:pStyle w:val="a7"/>
-        <w:divId w:val="157622769"/>
-        <w:rPr>
-          <w:rFonts w:ascii="Segoe UI" w:hAnsi="Segoe UI" w:cs="Segoe UI"/>
-          <w:color w:val="1C1C1C"/>
-          <w:lang w:val="es-ES"/>
-        </w:rPr>
-      </w:pPr>
-      <w:r>
-        <w:rPr>
-          <w:rFonts w:ascii="Segoe UI" w:hAnsi="Segoe UI" w:cs="Segoe UI"/>
-          <w:color w:val="1C1C1C"/>
-          <w:lang w:val="es-ES"/>
-        </w:rPr>
-        <w:t>Un curso listo para usar lleva desde el primer programa, pasando por funciones, bucles, distancias y ángulos, hasta la aritmética. Aparte, para los más pequeños de 4 a 8 años hay un curso introductorio de 12 sesiones. Todo está disponible e</w:t>
-      </w:r>
-      <w:r>
-        <w:rPr>
-          <w:rFonts w:ascii="Segoe UI" w:hAnsi="Segoe UI" w:cs="Segoe UI"/>
-          <w:color w:val="1C1C1C"/>
-          <w:lang w:val="es-ES"/>
-        </w:rPr>
-        <w:t>n la documentación, se puede consultar antes de hacer el pedido. Un equipo para un grupo de 2 a 4 niños: el robot, un mando de madera y las fichas de comandos de cartón. Los niños arman el programa con sus manos directamente en el mando.</w:t>
+        <w:divId w:val="99953267"/>
+        <w:rPr>
+          <w:rFonts w:ascii="Segoe UI" w:eastAsia="Times New Roman" w:hAnsi="Segoe UI" w:cs="Segoe UI"/>
+          <w:lang w:val="es-ES"/>
+        </w:rPr>
+      </w:pPr>
+      <w:r>
+        <w:rPr>
+          <w:rFonts w:ascii="Segoe UI" w:eastAsia="Times New Roman" w:hAnsi="Segoe UI" w:cs="Segoe UI"/>
+          <w:lang w:val="es-ES"/>
+        </w:rPr>
+        <w:t>La metodología y los escenario</w:t>
+      </w:r>
+      <w:r>
+        <w:rPr>
+          <w:rFonts w:ascii="Segoe UI" w:eastAsia="Times New Roman" w:hAnsi="Segoe UI" w:cs="Segoe UI"/>
+          <w:lang w:val="es-ES"/>
+        </w:rPr>
+        <w:t>s ya vienen incluidos</w:t>
+      </w:r>
+    </w:p>
+    <w:p>
+      <w:pPr>
+        <w:pStyle w:val="a7"/>
+        <w:divId w:val="99953267"/>
+        <w:rPr>
+          <w:rFonts w:ascii="Segoe UI" w:hAnsi="Segoe UI" w:cs="Segoe UI"/>
+          <w:color w:val="1C1C1C"/>
+          <w:lang w:val="es-ES"/>
+        </w:rPr>
+      </w:pPr>
+      <w:r>
+        <w:rPr>
+          <w:rFonts w:ascii="Segoe UI" w:hAnsi="Segoe UI" w:cs="Segoe UI"/>
+          <w:color w:val="1C1C1C"/>
+          <w:lang w:val="es-ES"/>
+        </w:rPr>
+        <w:t>Un curso listo para usar lleva desde el primer programa, pasando por funciones, bucles, distancias y ángulos, hasta la aritmética. Aparte, para los más pequeños de 4 a 8 años hay un curso introductorio de 12 sesiones. Todo está dispon</w:t>
+      </w:r>
+      <w:r>
+        <w:rPr>
+          <w:rFonts w:ascii="Segoe UI" w:hAnsi="Segoe UI" w:cs="Segoe UI"/>
+          <w:color w:val="1C1C1C"/>
+          <w:lang w:val="es-ES"/>
+        </w:rPr>
+        <w:t>ible en la documentación, se puede consultar antes de hacer el pedido. Un equipo para un grupo de 2 a 4 niños: el robot, un mando de madera y las fichas de comandos de cartón. Los niños arman el programa con sus manos directamente en el mando.</w:t>
       </w:r>
     </w:p>
     <w:p>
       <w:pPr>
         <w:pStyle w:val="3"/>
-        <w:divId w:val="157622769"/>
-        <w:rPr>
-          <w:rFonts w:ascii="Segoe UI" w:eastAsia="Times New Roman" w:hAnsi="Segoe UI" w:cs="Segoe UI"/>
-          <w:lang w:val="es-ES"/>
-        </w:rPr>
-      </w:pPr>
-      <w:r>
-        <w:rPr>
-          <w:rFonts w:ascii="Segoe UI" w:eastAsia="Times New Roman" w:hAnsi="Segoe UI" w:cs="Segoe UI"/>
-          <w:lang w:val="es-ES"/>
-        </w:rPr>
-        <w:t>El propio niño enc</w:t>
-      </w:r>
-      <w:r>
-        <w:rPr>
-          <w:rFonts w:ascii="Segoe UI" w:eastAsia="Times New Roman" w:hAnsi="Segoe UI" w:cs="Segoe UI"/>
-          <w:lang w:val="es-ES"/>
-        </w:rPr>
-        <w:t>uentra el error</w:t>
-      </w:r>
-    </w:p>
-    <w:p>
-      <w:pPr>
-        <w:pStyle w:val="a7"/>
-        <w:divId w:val="157622769"/>
-        <w:rPr>
-          <w:rFonts w:ascii="Segoe UI" w:hAnsi="Segoe UI" w:cs="Segoe UI"/>
-          <w:color w:val="1C1C1C"/>
-          <w:lang w:val="es-ES"/>
-        </w:rPr>
-      </w:pPr>
-      <w:r>
-        <w:rPr>
-          <w:rFonts w:ascii="Segoe UI" w:hAnsi="Segoe UI" w:cs="Segoe UI"/>
-          <w:color w:val="1C1C1C"/>
-          <w:lang w:val="es-ES"/>
-        </w:rPr>
-        <w:t>El programa permanece en el mando, a la vista del niño. Si el robot toma el camino equivocado o la línea sale torcida, el niño mismo encuentra el paso incorrecto, cambia parte del programa y vuelve a intentarlo. Con el rotulador resulta aún</w:t>
-      </w:r>
-      <w:r>
-        <w:rPr>
-          <w:rFonts w:ascii="Segoe UI" w:hAnsi="Segoe UI" w:cs="Segoe UI"/>
-          <w:color w:val="1C1C1C"/>
-          <w:lang w:val="es-ES"/>
-        </w:rPr>
-        <w:t xml:space="preserve"> más visual: el error se ve enseguida en el papel.</w:t>
+        <w:divId w:val="99953267"/>
+        <w:rPr>
+          <w:rFonts w:ascii="Segoe UI" w:eastAsia="Times New Roman" w:hAnsi="Segoe UI" w:cs="Segoe UI"/>
+          <w:lang w:val="es-ES"/>
+        </w:rPr>
+      </w:pPr>
+      <w:r>
+        <w:rPr>
+          <w:rFonts w:ascii="Segoe UI" w:eastAsia="Times New Roman" w:hAnsi="Segoe UI" w:cs="Segoe UI"/>
+          <w:lang w:val="es-ES"/>
+        </w:rPr>
+        <w:t>El propio ni</w:t>
+      </w:r>
+      <w:r>
+        <w:rPr>
+          <w:rFonts w:ascii="Segoe UI" w:eastAsia="Times New Roman" w:hAnsi="Segoe UI" w:cs="Segoe UI"/>
+          <w:lang w:val="es-ES"/>
+        </w:rPr>
+        <w:t>ño encuentra el error</w:t>
+      </w:r>
+    </w:p>
+    <w:p>
+      <w:pPr>
+        <w:pStyle w:val="a7"/>
+        <w:divId w:val="99953267"/>
+        <w:rPr>
+          <w:rFonts w:ascii="Segoe UI" w:hAnsi="Segoe UI" w:cs="Segoe UI"/>
+          <w:color w:val="1C1C1C"/>
+          <w:lang w:val="es-ES"/>
+        </w:rPr>
+      </w:pPr>
+      <w:r>
+        <w:rPr>
+          <w:rFonts w:ascii="Segoe UI" w:hAnsi="Segoe UI" w:cs="Segoe UI"/>
+          <w:color w:val="1C1C1C"/>
+          <w:lang w:val="es-ES"/>
+        </w:rPr>
+        <w:t>El programa permanece en el mando, a la vista del niño. Si el robot toma el camino equivocado o la línea sale torcida, el niño mismo encuentra el paso incorrecto, cambia parte del programa y vuelve a intentarlo. Con el rotulador resul</w:t>
+      </w:r>
+      <w:r>
+        <w:rPr>
+          <w:rFonts w:ascii="Segoe UI" w:hAnsi="Segoe UI" w:cs="Segoe UI"/>
+          <w:color w:val="1C1C1C"/>
+          <w:lang w:val="es-ES"/>
+        </w:rPr>
+        <w:t>ta aún más visual: el error se ve enseguida en el papel.</w:t>
       </w:r>
     </w:p>
     <w:p>
       <w:pPr>
         <w:pStyle w:val="3"/>
-        <w:divId w:val="157622769"/>
+        <w:divId w:val="99953267"/>
         <w:rPr>
           <w:rFonts w:ascii="Segoe UI" w:eastAsia="Times New Roman" w:hAnsi="Segoe UI" w:cs="Segoe UI"/>
           <w:lang w:val="es-ES"/>
@@ -426,58 +426,58 @@
     <w:p>
       <w:pPr>
         <w:pStyle w:val="a7"/>
-        <w:divId w:val="157622769"/>
-        <w:rPr>
-          <w:rFonts w:ascii="Segoe UI" w:hAnsi="Segoe UI" w:cs="Segoe UI"/>
-          <w:color w:val="1C1C1C"/>
-          <w:lang w:val="es-ES"/>
-        </w:rPr>
-      </w:pPr>
-      <w:r>
-        <w:rPr>
-          <w:rFonts w:ascii="Segoe UI" w:hAnsi="Segoe UI" w:cs="Segoe UI"/>
-          <w:color w:val="1C1C1C"/>
-          <w:lang w:val="es-ES"/>
-        </w:rPr>
-        <w:t>El robot pronuncia en voz alta cada paso y cada comando, en el idioma que usted elija. La locución está disponible en más de 17 idiomas. Sube a una tarjeta con una palabra y la pr</w:t>
-      </w:r>
-      <w:r>
-        <w:rPr>
-          <w:rFonts w:ascii="Segoe UI" w:hAnsi="Segoe UI" w:cs="Segoe UI"/>
-          <w:color w:val="1C1C1C"/>
-          <w:lang w:val="es-ES"/>
-        </w:rPr>
-        <w:t>onuncia. En total, unas 90 palabras: casa, bosque, cine. Nombra las letras del alfabeto, reproduce notas y pronuncia operaciones aritméticas. El mismo robot que enseña a programar y a contar acerca, de paso, al habla y a la música.</w:t>
+        <w:divId w:val="99953267"/>
+        <w:rPr>
+          <w:rFonts w:ascii="Segoe UI" w:hAnsi="Segoe UI" w:cs="Segoe UI"/>
+          <w:color w:val="1C1C1C"/>
+          <w:lang w:val="es-ES"/>
+        </w:rPr>
+      </w:pPr>
+      <w:r>
+        <w:rPr>
+          <w:rFonts w:ascii="Segoe UI" w:hAnsi="Segoe UI" w:cs="Segoe UI"/>
+          <w:color w:val="1C1C1C"/>
+          <w:lang w:val="es-ES"/>
+        </w:rPr>
+        <w:t>El robot pronuncia en voz alta cada paso y cada comando, en el idioma que usted elija. La locución está disponible en más de 17 idiomas. Sube a una tarjeta con una palabra y</w:t>
+      </w:r>
+      <w:r>
+        <w:rPr>
+          <w:rFonts w:ascii="Segoe UI" w:hAnsi="Segoe UI" w:cs="Segoe UI"/>
+          <w:color w:val="1C1C1C"/>
+          <w:lang w:val="es-ES"/>
+        </w:rPr>
+        <w:t xml:space="preserve"> la pronuncia. En total, unas 90 palabras: casa, bosque, cine. Nombra las letras del alfabeto, reproduce notas y pronuncia operaciones aritméticas. El mismo robot que enseña a programar y a contar acerca, de paso, al habla y a la música.</w:t>
       </w:r>
     </w:p>
     <w:p>
       <w:pPr>
         <w:pStyle w:val="3"/>
-        <w:divId w:val="157622769"/>
-        <w:rPr>
-          <w:rFonts w:ascii="Segoe UI" w:eastAsia="Times New Roman" w:hAnsi="Segoe UI" w:cs="Segoe UI"/>
-          <w:lang w:val="es-ES"/>
-        </w:rPr>
-      </w:pPr>
-      <w:r>
-        <w:rPr>
-          <w:rFonts w:ascii="Segoe UI" w:eastAsia="Times New Roman" w:hAnsi="Segoe UI" w:cs="Segoe UI"/>
-          <w:lang w:val="es-ES"/>
-        </w:rPr>
-        <w:t xml:space="preserve">De los 4 a los 10 años, </w:t>
-      </w:r>
-      <w:r>
-        <w:rPr>
-          <w:rFonts w:ascii="Segoe UI" w:eastAsia="Times New Roman" w:hAnsi="Segoe UI" w:cs="Segoe UI"/>
-          <w:lang w:val="es-ES"/>
-        </w:rPr>
-        <w:t>un solo robot</w:t>
-      </w:r>
-    </w:p>
-    <w:p>
-      <w:pPr>
-        <w:pStyle w:val="a7"/>
-        <w:divId w:val="157622769"/>
+        <w:divId w:val="99953267"/>
+        <w:rPr>
+          <w:rFonts w:ascii="Segoe UI" w:eastAsia="Times New Roman" w:hAnsi="Segoe UI" w:cs="Segoe UI"/>
+          <w:lang w:val="es-ES"/>
+        </w:rPr>
+      </w:pPr>
+      <w:r>
+        <w:rPr>
+          <w:rFonts w:ascii="Segoe UI" w:eastAsia="Times New Roman" w:hAnsi="Segoe UI" w:cs="Segoe UI"/>
+          <w:lang w:val="es-ES"/>
+        </w:rPr>
+        <w:t>De los 4 a los 10+</w:t>
+      </w:r>
+      <w:r>
+        <w:rPr>
+          <w:rFonts w:ascii="Segoe UI" w:eastAsia="Times New Roman" w:hAnsi="Segoe UI" w:cs="Segoe UI"/>
+          <w:lang w:val="es-ES"/>
+        </w:rPr>
+        <w:t>, un solo robot</w:t>
+      </w:r>
+    </w:p>
+    <w:p>
+      <w:pPr>
+        <w:pStyle w:val="a7"/>
+        <w:divId w:val="99953267"/>
         <w:rPr>
           <w:rFonts w:ascii="Segoe UI" w:hAnsi="Segoe UI" w:cs="Segoe UI"/>
           <w:color w:val="1C1C1C"/>
@@ -496,7 +496,7 @@
     <w:p>
       <w:pPr>
         <w:pStyle w:val="a7"/>
-        <w:divId w:val="157622769"/>
+        <w:divId w:val="99953267"/>
         <w:rPr>
           <w:rFonts w:ascii="Segoe UI" w:hAnsi="Segoe UI" w:cs="Segoe UI"/>
           <w:color w:val="1C1C1C"/>
@@ -514,8 +514,35 @@
     </w:p>
     <w:p>
       <w:pPr>
+        <w:pStyle w:val="a7"/>
+        <w:divId w:val="99953267"/>
+        <w:rPr>
+          <w:rFonts w:ascii="Segoe UI" w:hAnsi="Segoe UI" w:cs="Segoe UI"/>
+          <w:color w:val="1C1C1C"/>
+          <w:lang w:val="es-ES"/>
+        </w:rPr>
+      </w:pPr>
+      <w:r>
+        <w:rPr>
+          <w:rFonts w:ascii="Segoe UI" w:hAnsi="Segoe UI" w:cs="Segoe UI"/>
+          <w:color w:val="1C1C1C"/>
+          <w:lang w:val="es-ES"/>
+        </w:rPr>
+        <w:t>10+: el mismo ro</w:t>
+      </w:r>
+      <w:r>
+        <w:rPr>
+          <w:rFonts w:ascii="Segoe UI" w:hAnsi="Segoe UI" w:cs="Segoe UI"/>
+          <w:color w:val="1C1C1C"/>
+          <w:lang w:val="es-ES"/>
+        </w:rPr>
+        <w:t>bot se programa desde Scratch.</w:t>
+      </w:r>
+    </w:p>
+    <w:p>
+      <w:pPr>
         <w:pStyle w:val="3"/>
-        <w:divId w:val="157622769"/>
+        <w:divId w:val="99953267"/>
         <w:rPr>
           <w:rFonts w:ascii="Segoe UI" w:eastAsia="Times New Roman" w:hAnsi="Segoe UI" w:cs="Segoe UI"/>
           <w:lang w:val="es-ES"/>
@@ -532,80 +559,53 @@
     <w:p>
       <w:pPr>
         <w:pStyle w:val="a7"/>
-        <w:divId w:val="157622769"/>
-        <w:rPr>
-          <w:rFonts w:ascii="Segoe UI" w:hAnsi="Segoe UI" w:cs="Segoe UI"/>
-          <w:color w:val="1C1C1C"/>
-          <w:lang w:val="es-ES"/>
-        </w:rPr>
-      </w:pPr>
-      <w:r>
-        <w:rPr>
-          <w:rFonts w:ascii="Segoe UI" w:hAnsi="Segoe UI" w:cs="Segoe UI"/>
-          <w:color w:val="1C1C1C"/>
-          <w:lang w:val="es-ES"/>
-        </w:rPr>
-        <w:t>Ter</w:t>
-      </w:r>
-      <w:r>
-        <w:rPr>
-          <w:rFonts w:ascii="Segoe UI" w:hAnsi="Segoe UI" w:cs="Segoe UI"/>
-          <w:color w:val="1C1C1C"/>
-          <w:lang w:val="es-ES"/>
-        </w:rPr>
-        <w:t>ra Numerica, centro francés de mediación científica (Sophia Antipolis; proyecto de CNRS, Inria y Université Côte d'Azur), ya utiliza PrimaSTEM en sus sesiones.</w:t>
-      </w:r>
-    </w:p>
-    <w:p>
-      <w:pPr>
-        <w:pStyle w:val="a7"/>
-        <w:divId w:val="157622769"/>
-        <w:rPr>
-          <w:rFonts w:ascii="Segoe UI" w:hAnsi="Segoe UI" w:cs="Segoe UI"/>
-          <w:color w:val="1C1C1C"/>
-          <w:lang w:val="es-ES"/>
-        </w:rPr>
-      </w:pPr>
-      <w:r>
-        <w:rPr>
-          <w:rFonts w:ascii="Segoe UI" w:hAnsi="Segoe UI" w:cs="Segoe UI"/>
-          <w:color w:val="1C1C1C"/>
-          <w:lang w:val="es-ES"/>
-        </w:rPr>
-        <w:t>Sin pantalla. Fabricado en Francia (Cannes), certificados CE y UKCA.</w:t>
-      </w:r>
-    </w:p>
-    <w:p>
-      <w:pPr>
-        <w:pStyle w:val="a7"/>
-        <w:divId w:val="157622769"/>
-        <w:rPr>
-          <w:rFonts w:ascii="Segoe UI" w:hAnsi="Segoe UI" w:cs="Segoe UI"/>
-          <w:color w:val="1C1C1C"/>
-          <w:lang w:val="es-ES"/>
-        </w:rPr>
-      </w:pPr>
-      <w:r>
-        <w:rPr>
-          <w:rFonts w:ascii="Segoe UI" w:hAnsi="Segoe UI" w:cs="Segoe UI"/>
-          <w:color w:val="1C1C1C"/>
-          <w:lang w:val="es-ES"/>
-        </w:rPr>
-        <w:t>Precio recomendado para Fra</w:t>
-      </w:r>
-      <w:r>
-        <w:rPr>
-          <w:rFonts w:ascii="Segoe UI" w:hAnsi="Segoe UI" w:cs="Segoe UI"/>
-          <w:color w:val="1C1C1C"/>
-          <w:lang w:val="es-ES"/>
-        </w:rPr>
-        <w:t>ncia: 297 € HT. Ya incluye matemáticas, geometría, dibujo, voz y metodología, sin pagos adicionales. Una sola compra alcanza para todos los años, de los 4 a los 10.</w:t>
+        <w:divId w:val="99953267"/>
+        <w:rPr>
+          <w:rFonts w:ascii="Segoe UI" w:hAnsi="Segoe UI" w:cs="Segoe UI"/>
+          <w:color w:val="1C1C1C"/>
+          <w:lang w:val="es-ES"/>
+        </w:rPr>
+      </w:pPr>
+      <w:r>
+        <w:rPr>
+          <w:rFonts w:ascii="Segoe UI" w:hAnsi="Segoe UI" w:cs="Segoe UI"/>
+          <w:color w:val="1C1C1C"/>
+          <w:lang w:val="es-ES"/>
+        </w:rPr>
+        <w:t>Terra Numerica, centro francés de mediación científica (Sophia Antipolis; proyecto de CNRS, Inria y Université Côte d'Azur), ya utiliza PrimaSTEM en sus sesiones.</w:t>
+      </w:r>
+    </w:p>
+    <w:p>
+      <w:pPr>
+        <w:pStyle w:val="a7"/>
+        <w:divId w:val="99953267"/>
+        <w:rPr>
+          <w:rFonts w:ascii="Segoe UI" w:hAnsi="Segoe UI" w:cs="Segoe UI"/>
+          <w:color w:val="1C1C1C"/>
+          <w:lang w:val="es-ES"/>
+        </w:rPr>
+      </w:pPr>
+      <w:r>
+        <w:rPr>
+          <w:rFonts w:ascii="Segoe UI" w:hAnsi="Segoe UI" w:cs="Segoe UI"/>
+          <w:color w:val="1C1C1C"/>
+          <w:lang w:val="es-ES"/>
+        </w:rPr>
+        <w:t>Sin pantalla. Fabricado en Francia (Cannes), ce</w:t>
+      </w:r>
+      <w:r>
+        <w:rPr>
+          <w:rFonts w:ascii="Segoe UI" w:hAnsi="Segoe UI" w:cs="Segoe UI"/>
+          <w:color w:val="1C1C1C"/>
+          <w:lang w:val="es-ES"/>
+        </w:rPr>
+        <w:t>rtificados CE y UKCA.</w:t>
       </w:r>
     </w:p>
     <w:p>
       <w:pPr>
         <w:pStyle w:val="note"/>
-        <w:divId w:val="157622769"/>
+        <w:divId w:val="99953267"/>
         <w:rPr>
           <w:rFonts w:ascii="Segoe UI" w:hAnsi="Segoe UI" w:cs="Segoe UI"/>
           <w:lang w:val="es-ES"/>
@@ -619,40 +619,32 @@
           <w:iCs/>
           <w:lang w:val="es-ES"/>
         </w:rPr>
-        <w:t>El precio final lo fija el distribuidor.</w:t>
-      </w:r>
-    </w:p>
-    <w:p>
-      <w:pPr>
-        <w:pStyle w:val="a7"/>
-        <w:divId w:val="157622769"/>
-        <w:rPr>
-          <w:rFonts w:ascii="Segoe UI" w:hAnsi="Segoe UI" w:cs="Segoe UI"/>
-          <w:color w:val="1C1C1C"/>
-          <w:lang w:val="es-ES"/>
-        </w:rPr>
-      </w:pPr>
-      <w:r>
-        <w:rPr>
-          <w:rFonts w:ascii="Segoe UI" w:hAnsi="Segoe UI" w:cs="Segoe UI"/>
-          <w:color w:val="1C1C1C"/>
-          <w:lang w:val="es-ES"/>
-        </w:rPr>
-        <w:t>Pruebe el robot antes de comprarlo. Funciona direc</w:t>
-      </w:r>
-      <w:r>
-        <w:rPr>
-          <w:rFonts w:ascii="Segoe UI" w:hAnsi="Segoe UI" w:cs="Segoe UI"/>
-          <w:color w:val="1C1C1C"/>
-          <w:lang w:val="es-ES"/>
-        </w:rPr>
-        <w:t>tamente en el navegador. Abra el enlace o apunte la cámara al código QR:</w:t>
-      </w:r>
-    </w:p>
-    <w:p>
-      <w:pPr>
-        <w:pStyle w:val="a7"/>
-        <w:divId w:val="157622769"/>
+        <w:t>El precio lo fija el distribuidor.</w:t>
+      </w:r>
+    </w:p>
+    <w:p>
+      <w:pPr>
+        <w:pStyle w:val="a7"/>
+        <w:divId w:val="99953267"/>
+        <w:rPr>
+          <w:rFonts w:ascii="Segoe UI" w:hAnsi="Segoe UI" w:cs="Segoe UI"/>
+          <w:color w:val="1C1C1C"/>
+          <w:lang w:val="es-ES"/>
+        </w:rPr>
+      </w:pPr>
+      <w:r>
+        <w:rPr>
+          <w:rFonts w:ascii="Segoe UI" w:hAnsi="Segoe UI" w:cs="Segoe UI"/>
+          <w:color w:val="1C1C1C"/>
+          <w:lang w:val="es-ES"/>
+        </w:rPr>
+        <w:t>Pruebe el robot antes de comprarlo. Funciona directamente en el navegador. Abra el enlace o apunte la cámara al código QR:</w:t>
+      </w:r>
+    </w:p>
+    <w:p>
+      <w:pPr>
+        <w:pStyle w:val="a7"/>
+        <w:divId w:val="99953267"/>
         <w:rPr>
           <w:rFonts w:ascii="Segoe UI" w:hAnsi="Segoe UI" w:cs="Segoe UI"/>
           <w:color w:val="1C1C1C"/>
@@ -671,7 +663,7 @@
     <w:p>
       <w:pPr>
         <w:pStyle w:val="note"/>
-        <w:divId w:val="157622769"/>
+        <w:divId w:val="99953267"/>
         <w:rPr>
           <w:rFonts w:ascii="Segoe UI" w:hAnsi="Segoe UI" w:cs="Segoe UI"/>
           <w:lang w:val="es-ES"/>
@@ -691,7 +683,7 @@
     <w:p>
       <w:pPr>
         <w:pStyle w:val="note"/>
-        <w:divId w:val="157622769"/>
+        <w:divId w:val="99953267"/>
         <w:rPr>
           <w:rFonts w:ascii="Segoe UI" w:hAnsi="Segoe UI" w:cs="Segoe UI"/>
           <w:lang w:val="es-ES"/>
@@ -711,7 +703,7 @@
     <w:p>
       <w:pPr>
         <w:pStyle w:val="a7"/>
-        <w:divId w:val="157622769"/>
+        <w:divId w:val="99953267"/>
         <w:rPr>
           <w:rFonts w:ascii="Segoe UI" w:hAnsi="Segoe UI" w:cs="Segoe UI"/>
           <w:color w:val="1C1C1C"/>
@@ -730,61 +722,69 @@
     <w:p>
       <w:pPr>
         <w:pStyle w:val="a7"/>
-        <w:divId w:val="157622769"/>
-        <w:rPr>
-          <w:rFonts w:ascii="Segoe UI" w:hAnsi="Segoe UI" w:cs="Segoe UI"/>
-          <w:color w:val="1C1C1C"/>
-          <w:lang w:val="es-ES"/>
-        </w:rPr>
-      </w:pPr>
-      <w:r>
-        <w:rPr>
-          <w:rFonts w:ascii="Segoe UI" w:hAnsi="Segoe UI" w:cs="Segoe UI"/>
-          <w:color w:val="1C1C1C"/>
-          <w:lang w:val="es-ES"/>
-        </w:rPr>
-        <w:t>Características. Robot y mando de madera, fichas de car</w:t>
-      </w:r>
-      <w:r>
-        <w:rPr>
-          <w:rFonts w:ascii="Segoe UI" w:hAnsi="Segoe UI" w:cs="Segoe UI"/>
-          <w:color w:val="1C1C1C"/>
-          <w:lang w:val="es-ES"/>
-        </w:rPr>
-        <w:t>tón. Robot de 125 mm de diámetro, 44 mm de altura, 220 g. Mando de 317 x 217 x 62 mm, 680 g. Fichas de 33 x 33 mm, NFC. 11 ranuras dobles. Paso por defecto de 15 cm, ajustable a cualquier tamaño. Giros de 1 a 360 grados. Bluetooth de unos 5 m. Batería Li-I</w:t>
-      </w:r>
-      <w:r>
-        <w:rPr>
-          <w:rFonts w:ascii="Segoe UI" w:hAnsi="Segoe UI" w:cs="Segoe UI"/>
-          <w:color w:val="1C1C1C"/>
-          <w:lang w:val="es-ES"/>
-        </w:rPr>
-        <w:t>on, carga USB-C, alrededor de 1,5 horas. Edad 4-10 años. Fabricado en Cannes, Francia. Certificados CE y UKCA.</w:t>
-      </w:r>
-    </w:p>
-    <w:p>
-      <w:pPr>
-        <w:pStyle w:val="a7"/>
-        <w:divId w:val="157622769"/>
-        <w:rPr>
-          <w:rFonts w:ascii="Segoe UI" w:hAnsi="Segoe UI" w:cs="Segoe UI"/>
-          <w:color w:val="1C1C1C"/>
-          <w:lang w:val="es-ES"/>
-        </w:rPr>
-      </w:pPr>
-      <w:r>
-        <w:rPr>
-          <w:rFonts w:ascii="Segoe UI" w:hAnsi="Segoe UI" w:cs="Segoe UI"/>
-          <w:color w:val="1C1C1C"/>
-          <w:lang w:val="es-ES"/>
-        </w:rPr>
-        <w:t>Servicio. Sirven rotuladores corrientes, la batería es reemplazable. La garantía y el servicio los proporciona el distribuidor.</w:t>
+        <w:divId w:val="99953267"/>
+        <w:rPr>
+          <w:rFonts w:ascii="Segoe UI" w:hAnsi="Segoe UI" w:cs="Segoe UI"/>
+          <w:color w:val="1C1C1C"/>
+          <w:lang w:val="es-ES"/>
+        </w:rPr>
+      </w:pPr>
+      <w:r>
+        <w:rPr>
+          <w:rFonts w:ascii="Segoe UI" w:hAnsi="Segoe UI" w:cs="Segoe UI"/>
+          <w:color w:val="1C1C1C"/>
+          <w:lang w:val="es-ES"/>
+        </w:rPr>
+        <w:t>Características. Robot y mando</w:t>
+      </w:r>
+      <w:r>
+        <w:rPr>
+          <w:rFonts w:ascii="Segoe UI" w:hAnsi="Segoe UI" w:cs="Segoe UI"/>
+          <w:color w:val="1C1C1C"/>
+          <w:lang w:val="es-ES"/>
+        </w:rPr>
+        <w:t xml:space="preserve"> de madera, fichas de cartón. Robot de 125 mm de diámetro, 44 mm de altura, 220 g. Mando de 317 x 217 x 62 mm, 680 g. Fichas de 33 x 33 mm, NFC. 11 ranuras dobles. Paso por defecto de 15 cm, ajustable a cualquier tamaño. Giros de 1 a 360 grados. Bluetooth </w:t>
+      </w:r>
+      <w:r>
+        <w:rPr>
+          <w:rFonts w:ascii="Segoe UI" w:hAnsi="Segoe UI" w:cs="Segoe UI"/>
+          <w:color w:val="1C1C1C"/>
+          <w:lang w:val="es-ES"/>
+        </w:rPr>
+        <w:t>de unos 5 m. Batería Li-Ion, carga USB-C, alrededor de 1,5 horas. Edad 4-10 años. Fabricado en Cannes, Francia. Certificados CE y UKCA.</w:t>
+      </w:r>
+    </w:p>
+    <w:p>
+      <w:pPr>
+        <w:pStyle w:val="a7"/>
+        <w:divId w:val="99953267"/>
+        <w:rPr>
+          <w:rFonts w:ascii="Segoe UI" w:hAnsi="Segoe UI" w:cs="Segoe UI"/>
+          <w:color w:val="1C1C1C"/>
+          <w:lang w:val="es-ES"/>
+        </w:rPr>
+      </w:pPr>
+      <w:r>
+        <w:rPr>
+          <w:rFonts w:ascii="Segoe UI" w:hAnsi="Segoe UI" w:cs="Segoe UI"/>
+          <w:color w:val="1C1C1C"/>
+          <w:lang w:val="es-ES"/>
+        </w:rPr>
+        <w:t>Servicio. Sirven rotuladores corrientes, la batería es reemplazable. La garantía y el servicio los proporciona el distri</w:t>
+      </w:r>
+      <w:r>
+        <w:rPr>
+          <w:rFonts w:ascii="Segoe UI" w:hAnsi="Segoe UI" w:cs="Segoe UI"/>
+          <w:color w:val="1C1C1C"/>
+          <w:lang w:val="es-ES"/>
+        </w:rPr>
+        <w:t>buidor.</w:t>
       </w:r>
     </w:p>
     <w:p>
       <w:pPr>
         <w:pStyle w:val="note"/>
-        <w:divId w:val="157622769"/>
+        <w:divId w:val="99953267"/>
         <w:rPr>
           <w:rFonts w:ascii="Segoe UI" w:hAnsi="Segoe UI" w:cs="Segoe UI"/>
           <w:lang w:val="es-ES"/>
@@ -798,23 +798,13 @@
           <w:iCs/>
           <w:lang w:val="es-ES"/>
         </w:rPr>
-        <w:t>La referencia y e</w:t>
-      </w:r>
-      <w:r>
-        <w:rPr>
-          <w:rStyle w:val="a5"/>
-          <w:rFonts w:ascii="Segoe UI" w:hAnsi="Segoe UI" w:cs="Segoe UI"/>
-          <w:i/>
-          <w:iCs/>
-          <w:lang w:val="es-ES"/>
-        </w:rPr>
-        <w:t>l precio los fija el distribuidor.</w:t>
+        <w:t>La referencia y el precio los fija el distribuidor.</w:t>
       </w:r>
     </w:p>
     <w:p>
       <w:pPr>
         <w:pStyle w:val="note"/>
-        <w:divId w:val="157622769"/>
+        <w:divId w:val="99953267"/>
         <w:rPr>
           <w:rFonts w:ascii="Segoe UI" w:hAnsi="Segoe UI" w:cs="Segoe UI"/>
           <w:lang w:val="es-ES"/>

--- a/es/catalogue.docx
+++ b/es/catalogue.docx
@@ -5,7 +5,7 @@
     <w:p>
       <w:pPr>
         <w:pStyle w:val="note"/>
-        <w:divId w:val="99953267"/>
+        <w:divId w:val="540291532"/>
         <w:rPr>
           <w:rFonts w:ascii="Segoe UI" w:hAnsi="Segoe UI" w:cs="Segoe UI"/>
           <w:lang w:val="es-ES"/>
@@ -25,7 +25,7 @@
     <w:p>
       <w:pPr>
         <w:pStyle w:val="note"/>
-        <w:divId w:val="99953267"/>
+        <w:divId w:val="540291532"/>
         <w:rPr>
           <w:rFonts w:ascii="Segoe UI" w:hAnsi="Segoe UI" w:cs="Segoe UI"/>
           <w:lang w:val="es-ES"/>
@@ -45,7 +45,7 @@
     <w:p>
       <w:pPr>
         <w:pStyle w:val="1"/>
-        <w:divId w:val="99953267"/>
+        <w:divId w:val="540291532"/>
         <w:rPr>
           <w:rFonts w:ascii="Segoe UI" w:eastAsia="Times New Roman" w:hAnsi="Segoe UI" w:cs="Segoe UI"/>
           <w:lang w:val="es-ES"/>
@@ -62,7 +62,7 @@
     <w:p>
       <w:pPr>
         <w:pStyle w:val="2"/>
-        <w:divId w:val="99953267"/>
+        <w:divId w:val="540291532"/>
         <w:rPr>
           <w:rFonts w:ascii="Segoe UI" w:eastAsia="Times New Roman" w:hAnsi="Segoe UI" w:cs="Segoe UI"/>
           <w:lang w:val="es-ES"/>
@@ -79,7 +79,7 @@
     <w:p>
       <w:pPr>
         <w:pStyle w:val="note"/>
-        <w:divId w:val="99953267"/>
+        <w:divId w:val="540291532"/>
         <w:rPr>
           <w:rFonts w:ascii="Segoe UI" w:hAnsi="Segoe UI" w:cs="Segoe UI"/>
           <w:lang w:val="es-ES"/>
@@ -109,7 +109,7 @@
     <w:p>
       <w:pPr>
         <w:pStyle w:val="a7"/>
-        <w:divId w:val="99953267"/>
+        <w:divId w:val="540291532"/>
         <w:rPr>
           <w:rFonts w:ascii="Segoe UI" w:hAnsi="Segoe UI" w:cs="Segoe UI"/>
           <w:color w:val="1C1C1C"/>
@@ -128,7 +128,7 @@
     <w:p>
       <w:pPr>
         <w:pStyle w:val="a7"/>
-        <w:divId w:val="99953267"/>
+        <w:divId w:val="540291532"/>
         <w:rPr>
           <w:rFonts w:ascii="Segoe UI" w:hAnsi="Segoe UI" w:cs="Segoe UI"/>
           <w:color w:val="1C1C1C"/>
@@ -155,7 +155,7 @@
     <w:p>
       <w:pPr>
         <w:pStyle w:val="3"/>
-        <w:divId w:val="99953267"/>
+        <w:divId w:val="540291532"/>
         <w:rPr>
           <w:rFonts w:ascii="Segoe UI" w:eastAsia="Times New Roman" w:hAnsi="Segoe UI" w:cs="Segoe UI"/>
           <w:lang w:val="es-ES"/>
@@ -172,7 +172,7 @@
     <w:p>
       <w:pPr>
         <w:pStyle w:val="a7"/>
-        <w:divId w:val="99953267"/>
+        <w:divId w:val="540291532"/>
         <w:rPr>
           <w:rFonts w:ascii="Segoe UI" w:hAnsi="Segoe UI" w:cs="Segoe UI"/>
           <w:color w:val="1C1C1C"/>
@@ -199,7 +199,7 @@
     <w:p>
       <w:pPr>
         <w:pStyle w:val="3"/>
-        <w:divId w:val="99953267"/>
+        <w:divId w:val="540291532"/>
         <w:rPr>
           <w:rFonts w:ascii="Segoe UI" w:eastAsia="Times New Roman" w:hAnsi="Segoe UI" w:cs="Segoe UI"/>
           <w:lang w:val="es-ES"/>
@@ -216,7 +216,7 @@
     <w:p>
       <w:pPr>
         <w:pStyle w:val="a7"/>
-        <w:divId w:val="99953267"/>
+        <w:divId w:val="540291532"/>
         <w:rPr>
           <w:rFonts w:ascii="Segoe UI" w:hAnsi="Segoe UI" w:cs="Segoe UI"/>
           <w:color w:val="1C1C1C"/>
@@ -243,7 +243,7 @@
     <w:p>
       <w:pPr>
         <w:pStyle w:val="3"/>
-        <w:divId w:val="99953267"/>
+        <w:divId w:val="540291532"/>
         <w:rPr>
           <w:rFonts w:ascii="Segoe UI" w:eastAsia="Times New Roman" w:hAnsi="Segoe UI" w:cs="Segoe UI"/>
           <w:lang w:val="es-ES"/>
@@ -260,7 +260,7 @@
     <w:p>
       <w:pPr>
         <w:pStyle w:val="a7"/>
-        <w:divId w:val="99953267"/>
+        <w:divId w:val="540291532"/>
         <w:rPr>
           <w:rFonts w:ascii="Segoe UI" w:hAnsi="Segoe UI" w:cs="Segoe UI"/>
           <w:color w:val="1C1C1C"/>
@@ -287,7 +287,7 @@
     <w:p>
       <w:pPr>
         <w:pStyle w:val="note"/>
-        <w:divId w:val="99953267"/>
+        <w:divId w:val="540291532"/>
         <w:rPr>
           <w:rFonts w:ascii="Segoe UI" w:hAnsi="Segoe UI" w:cs="Segoe UI"/>
           <w:lang w:val="es-ES"/>
@@ -307,7 +307,7 @@
     <w:p>
       <w:pPr>
         <w:pStyle w:val="3"/>
-        <w:divId w:val="99953267"/>
+        <w:divId w:val="540291532"/>
         <w:rPr>
           <w:rFonts w:ascii="Segoe UI" w:eastAsia="Times New Roman" w:hAnsi="Segoe UI" w:cs="Segoe UI"/>
           <w:lang w:val="es-ES"/>
@@ -331,7 +331,7 @@
     <w:p>
       <w:pPr>
         <w:pStyle w:val="a7"/>
-        <w:divId w:val="99953267"/>
+        <w:divId w:val="540291532"/>
         <w:rPr>
           <w:rFonts w:ascii="Segoe UI" w:hAnsi="Segoe UI" w:cs="Segoe UI"/>
           <w:color w:val="1C1C1C"/>
@@ -358,7 +358,7 @@
     <w:p>
       <w:pPr>
         <w:pStyle w:val="3"/>
-        <w:divId w:val="99953267"/>
+        <w:divId w:val="540291532"/>
         <w:rPr>
           <w:rFonts w:ascii="Segoe UI" w:eastAsia="Times New Roman" w:hAnsi="Segoe UI" w:cs="Segoe UI"/>
           <w:lang w:val="es-ES"/>
@@ -382,7 +382,7 @@
     <w:p>
       <w:pPr>
         <w:pStyle w:val="a7"/>
-        <w:divId w:val="99953267"/>
+        <w:divId w:val="540291532"/>
         <w:rPr>
           <w:rFonts w:ascii="Segoe UI" w:hAnsi="Segoe UI" w:cs="Segoe UI"/>
           <w:color w:val="1C1C1C"/>
@@ -409,7 +409,7 @@
     <w:p>
       <w:pPr>
         <w:pStyle w:val="3"/>
-        <w:divId w:val="99953267"/>
+        <w:divId w:val="540291532"/>
         <w:rPr>
           <w:rFonts w:ascii="Segoe UI" w:eastAsia="Times New Roman" w:hAnsi="Segoe UI" w:cs="Segoe UI"/>
           <w:lang w:val="es-ES"/>
@@ -426,7 +426,7 @@
     <w:p>
       <w:pPr>
         <w:pStyle w:val="a7"/>
-        <w:divId w:val="99953267"/>
+        <w:divId w:val="540291532"/>
         <w:rPr>
           <w:rFonts w:ascii="Segoe UI" w:hAnsi="Segoe UI" w:cs="Segoe UI"/>
           <w:color w:val="1C1C1C"/>
@@ -453,7 +453,7 @@
     <w:p>
       <w:pPr>
         <w:pStyle w:val="3"/>
-        <w:divId w:val="99953267"/>
+        <w:divId w:val="540291532"/>
         <w:rPr>
           <w:rFonts w:ascii="Segoe UI" w:eastAsia="Times New Roman" w:hAnsi="Segoe UI" w:cs="Segoe UI"/>
           <w:lang w:val="es-ES"/>
@@ -477,7 +477,7 @@
     <w:p>
       <w:pPr>
         <w:pStyle w:val="a7"/>
-        <w:divId w:val="99953267"/>
+        <w:divId w:val="540291532"/>
         <w:rPr>
           <w:rFonts w:ascii="Segoe UI" w:hAnsi="Segoe UI" w:cs="Segoe UI"/>
           <w:color w:val="1C1C1C"/>
@@ -496,7 +496,7 @@
     <w:p>
       <w:pPr>
         <w:pStyle w:val="a7"/>
-        <w:divId w:val="99953267"/>
+        <w:divId w:val="540291532"/>
         <w:rPr>
           <w:rFonts w:ascii="Segoe UI" w:hAnsi="Segoe UI" w:cs="Segoe UI"/>
           <w:color w:val="1C1C1C"/>
@@ -515,7 +515,7 @@
     <w:p>
       <w:pPr>
         <w:pStyle w:val="a7"/>
-        <w:divId w:val="99953267"/>
+        <w:divId w:val="540291532"/>
         <w:rPr>
           <w:rFonts w:ascii="Segoe UI" w:hAnsi="Segoe UI" w:cs="Segoe UI"/>
           <w:color w:val="1C1C1C"/>
@@ -542,7 +542,7 @@
     <w:p>
       <w:pPr>
         <w:pStyle w:val="3"/>
-        <w:divId w:val="99953267"/>
+        <w:divId w:val="540291532"/>
         <w:rPr>
           <w:rFonts w:ascii="Segoe UI" w:eastAsia="Times New Roman" w:hAnsi="Segoe UI" w:cs="Segoe UI"/>
           <w:lang w:val="es-ES"/>
@@ -559,7 +559,7 @@
     <w:p>
       <w:pPr>
         <w:pStyle w:val="a7"/>
-        <w:divId w:val="99953267"/>
+        <w:divId w:val="540291532"/>
         <w:rPr>
           <w:rFonts w:ascii="Segoe UI" w:hAnsi="Segoe UI" w:cs="Segoe UI"/>
           <w:color w:val="1C1C1C"/>
@@ -578,7 +578,7 @@
     <w:p>
       <w:pPr>
         <w:pStyle w:val="a7"/>
-        <w:divId w:val="99953267"/>
+        <w:divId w:val="540291532"/>
         <w:rPr>
           <w:rFonts w:ascii="Segoe UI" w:hAnsi="Segoe UI" w:cs="Segoe UI"/>
           <w:color w:val="1C1C1C"/>
@@ -599,13 +599,13 @@
           <w:color w:val="1C1C1C"/>
           <w:lang w:val="es-ES"/>
         </w:rPr>
-        <w:t>rtificados CE y UKCA.</w:t>
+        <w:t>rtificado CE.</w:t>
       </w:r>
     </w:p>
     <w:p>
       <w:pPr>
         <w:pStyle w:val="note"/>
-        <w:divId w:val="99953267"/>
+        <w:divId w:val="540291532"/>
         <w:rPr>
           <w:rFonts w:ascii="Segoe UI" w:hAnsi="Segoe UI" w:cs="Segoe UI"/>
           <w:lang w:val="es-ES"/>
@@ -625,7 +625,7 @@
     <w:p>
       <w:pPr>
         <w:pStyle w:val="a7"/>
-        <w:divId w:val="99953267"/>
+        <w:divId w:val="540291532"/>
         <w:rPr>
           <w:rFonts w:ascii="Segoe UI" w:hAnsi="Segoe UI" w:cs="Segoe UI"/>
           <w:color w:val="1C1C1C"/>
@@ -644,7 +644,7 @@
     <w:p>
       <w:pPr>
         <w:pStyle w:val="a7"/>
-        <w:divId w:val="99953267"/>
+        <w:divId w:val="540291532"/>
         <w:rPr>
           <w:rFonts w:ascii="Segoe UI" w:hAnsi="Segoe UI" w:cs="Segoe UI"/>
           <w:color w:val="1C1C1C"/>
@@ -663,7 +663,7 @@
     <w:p>
       <w:pPr>
         <w:pStyle w:val="note"/>
-        <w:divId w:val="99953267"/>
+        <w:divId w:val="540291532"/>
         <w:rPr>
           <w:rFonts w:ascii="Segoe UI" w:hAnsi="Segoe UI" w:cs="Segoe UI"/>
           <w:lang w:val="es-ES"/>
@@ -683,7 +683,7 @@
     <w:p>
       <w:pPr>
         <w:pStyle w:val="note"/>
-        <w:divId w:val="99953267"/>
+        <w:divId w:val="540291532"/>
         <w:rPr>
           <w:rFonts w:ascii="Segoe UI" w:hAnsi="Segoe UI" w:cs="Segoe UI"/>
           <w:lang w:val="es-ES"/>
@@ -703,7 +703,7 @@
     <w:p>
       <w:pPr>
         <w:pStyle w:val="a7"/>
-        <w:divId w:val="99953267"/>
+        <w:divId w:val="540291532"/>
         <w:rPr>
           <w:rFonts w:ascii="Segoe UI" w:hAnsi="Segoe UI" w:cs="Segoe UI"/>
           <w:color w:val="1C1C1C"/>
@@ -722,69 +722,61 @@
     <w:p>
       <w:pPr>
         <w:pStyle w:val="a7"/>
-        <w:divId w:val="99953267"/>
-        <w:rPr>
-          <w:rFonts w:ascii="Segoe UI" w:hAnsi="Segoe UI" w:cs="Segoe UI"/>
-          <w:color w:val="1C1C1C"/>
-          <w:lang w:val="es-ES"/>
-        </w:rPr>
-      </w:pPr>
-      <w:r>
-        <w:rPr>
-          <w:rFonts w:ascii="Segoe UI" w:hAnsi="Segoe UI" w:cs="Segoe UI"/>
-          <w:color w:val="1C1C1C"/>
-          <w:lang w:val="es-ES"/>
-        </w:rPr>
-        <w:t>Características. Robot y mando</w:t>
-      </w:r>
-      <w:r>
-        <w:rPr>
-          <w:rFonts w:ascii="Segoe UI" w:hAnsi="Segoe UI" w:cs="Segoe UI"/>
-          <w:color w:val="1C1C1C"/>
-          <w:lang w:val="es-ES"/>
-        </w:rPr>
-        <w:t xml:space="preserve"> de madera, fichas de cartón. Robot de 125 mm de diámetro, 44 mm de altura, 220 g. Mando de 317 x 217 x 62 mm, 680 g. Fichas de 33 x 33 mm, NFC. 11 ranuras dobles. Paso por defecto de 15 cm, ajustable a cualquier tamaño. Giros de 1 a 360 grados. Bluetooth </w:t>
-      </w:r>
-      <w:r>
-        <w:rPr>
-          <w:rFonts w:ascii="Segoe UI" w:hAnsi="Segoe UI" w:cs="Segoe UI"/>
-          <w:color w:val="1C1C1C"/>
-          <w:lang w:val="es-ES"/>
-        </w:rPr>
-        <w:t>de unos 5 m. Batería Li-Ion, carga USB-C, alrededor de 1,5 horas. Edad 4-10 años. Fabricado en Cannes, Francia. Certificados CE y UKCA.</w:t>
-      </w:r>
-    </w:p>
-    <w:p>
-      <w:pPr>
-        <w:pStyle w:val="a7"/>
-        <w:divId w:val="99953267"/>
-        <w:rPr>
-          <w:rFonts w:ascii="Segoe UI" w:hAnsi="Segoe UI" w:cs="Segoe UI"/>
-          <w:color w:val="1C1C1C"/>
-          <w:lang w:val="es-ES"/>
-        </w:rPr>
-      </w:pPr>
-      <w:r>
-        <w:rPr>
-          <w:rFonts w:ascii="Segoe UI" w:hAnsi="Segoe UI" w:cs="Segoe UI"/>
-          <w:color w:val="1C1C1C"/>
-          <w:lang w:val="es-ES"/>
-        </w:rPr>
-        <w:t>Servicio. Sirven rotuladores corrientes, la batería es reemplazable. La garantía y el servicio los proporciona el distri</w:t>
-      </w:r>
-      <w:r>
-        <w:rPr>
-          <w:rFonts w:ascii="Segoe UI" w:hAnsi="Segoe UI" w:cs="Segoe UI"/>
-          <w:color w:val="1C1C1C"/>
-          <w:lang w:val="es-ES"/>
-        </w:rPr>
-        <w:t>buidor.</w:t>
+        <w:divId w:val="540291532"/>
+        <w:rPr>
+          <w:rFonts w:ascii="Segoe UI" w:hAnsi="Segoe UI" w:cs="Segoe UI"/>
+          <w:color w:val="1C1C1C"/>
+          <w:lang w:val="es-ES"/>
+        </w:rPr>
+      </w:pPr>
+      <w:r>
+        <w:rPr>
+          <w:rFonts w:ascii="Segoe UI" w:hAnsi="Segoe UI" w:cs="Segoe UI"/>
+          <w:color w:val="1C1C1C"/>
+          <w:lang w:val="es-ES"/>
+        </w:rPr>
+        <w:t>Características. Robot y mando de madera, fichas de car</w:t>
+      </w:r>
+      <w:r>
+        <w:rPr>
+          <w:rFonts w:ascii="Segoe UI" w:hAnsi="Segoe UI" w:cs="Segoe UI"/>
+          <w:color w:val="1C1C1C"/>
+          <w:lang w:val="es-ES"/>
+        </w:rPr>
+        <w:t>tón. Robot de 125 mm de diámetro, 44 mm de altura, 220 g. Mando de 317 x 217 x 62 mm, 680 g. Fichas de 33 x 33 mm, NFC. 11 ranuras dobles. Paso por defecto de 15 cm, ajustable a cualquier tamaño. Giros de 1 a 360 grados. Bluetooth de unos 5 m. Batería Li-I</w:t>
+      </w:r>
+      <w:r>
+        <w:rPr>
+          <w:rFonts w:ascii="Segoe UI" w:hAnsi="Segoe UI" w:cs="Segoe UI"/>
+          <w:color w:val="1C1C1C"/>
+          <w:lang w:val="es-ES"/>
+        </w:rPr>
+        <w:t>on, carga USB-C, alrededor de 1,5 horas. Edad 4-10 años. Fabricado en Cannes, Francia. Certificado CE.</w:t>
+      </w:r>
+    </w:p>
+    <w:p>
+      <w:pPr>
+        <w:pStyle w:val="a7"/>
+        <w:divId w:val="540291532"/>
+        <w:rPr>
+          <w:rFonts w:ascii="Segoe UI" w:hAnsi="Segoe UI" w:cs="Segoe UI"/>
+          <w:color w:val="1C1C1C"/>
+          <w:lang w:val="es-ES"/>
+        </w:rPr>
+      </w:pPr>
+      <w:r>
+        <w:rPr>
+          <w:rFonts w:ascii="Segoe UI" w:hAnsi="Segoe UI" w:cs="Segoe UI"/>
+          <w:color w:val="1C1C1C"/>
+          <w:lang w:val="es-ES"/>
+        </w:rPr>
+        <w:t>Servicio. Sirven rotuladores corrientes, la batería es reemplazable. La garantía y el servicio los proporciona el distribuidor.</w:t>
       </w:r>
     </w:p>
     <w:p>
       <w:pPr>
         <w:pStyle w:val="note"/>
-        <w:divId w:val="99953267"/>
+        <w:divId w:val="540291532"/>
         <w:rPr>
           <w:rFonts w:ascii="Segoe UI" w:hAnsi="Segoe UI" w:cs="Segoe UI"/>
           <w:lang w:val="es-ES"/>
@@ -798,13 +790,23 @@
           <w:iCs/>
           <w:lang w:val="es-ES"/>
         </w:rPr>
-        <w:t>La referencia y el precio los fija el distribuidor.</w:t>
+        <w:t>La referencia y el precio</w:t>
+      </w:r>
+      <w:r>
+        <w:rPr>
+          <w:rStyle w:val="a5"/>
+          <w:rFonts w:ascii="Segoe UI" w:hAnsi="Segoe UI" w:cs="Segoe UI"/>
+          <w:i/>
+          <w:iCs/>
+          <w:lang w:val="es-ES"/>
+        </w:rPr>
+        <w:t xml:space="preserve"> los fija el distribuidor.</w:t>
       </w:r>
     </w:p>
     <w:p>
       <w:pPr>
         <w:pStyle w:val="note"/>
-        <w:divId w:val="99953267"/>
+        <w:divId w:val="540291532"/>
         <w:rPr>
           <w:rFonts w:ascii="Segoe UI" w:hAnsi="Segoe UI" w:cs="Segoe UI"/>
           <w:lang w:val="es-ES"/>

--- a/es/catalogue.docx
+++ b/es/catalogue.docx
@@ -5,7 +5,7 @@
     <w:p>
       <w:pPr>
         <w:pStyle w:val="note"/>
-        <w:divId w:val="540291532"/>
+        <w:divId w:val="1974674633"/>
         <w:rPr>
           <w:rFonts w:ascii="Segoe UI" w:hAnsi="Segoe UI" w:cs="Segoe UI"/>
           <w:lang w:val="es-ES"/>
@@ -25,7 +25,7 @@
     <w:p>
       <w:pPr>
         <w:pStyle w:val="note"/>
-        <w:divId w:val="540291532"/>
+        <w:divId w:val="1974674633"/>
         <w:rPr>
           <w:rFonts w:ascii="Segoe UI" w:hAnsi="Segoe UI" w:cs="Segoe UI"/>
           <w:lang w:val="es-ES"/>
@@ -45,7 +45,7 @@
     <w:p>
       <w:pPr>
         <w:pStyle w:val="1"/>
-        <w:divId w:val="540291532"/>
+        <w:divId w:val="1974674633"/>
         <w:rPr>
           <w:rFonts w:ascii="Segoe UI" w:eastAsia="Times New Roman" w:hAnsi="Segoe UI" w:cs="Segoe UI"/>
           <w:lang w:val="es-ES"/>
@@ -62,7 +62,7 @@
     <w:p>
       <w:pPr>
         <w:pStyle w:val="2"/>
-        <w:divId w:val="540291532"/>
+        <w:divId w:val="1974674633"/>
         <w:rPr>
           <w:rFonts w:ascii="Segoe UI" w:eastAsia="Times New Roman" w:hAnsi="Segoe UI" w:cs="Segoe UI"/>
           <w:lang w:val="es-ES"/>
@@ -79,7 +79,7 @@
     <w:p>
       <w:pPr>
         <w:pStyle w:val="note"/>
-        <w:divId w:val="540291532"/>
+        <w:divId w:val="1974674633"/>
         <w:rPr>
           <w:rFonts w:ascii="Segoe UI" w:hAnsi="Segoe UI" w:cs="Segoe UI"/>
           <w:lang w:val="es-ES"/>
@@ -109,7 +109,7 @@
     <w:p>
       <w:pPr>
         <w:pStyle w:val="a7"/>
-        <w:divId w:val="540291532"/>
+        <w:divId w:val="1974674633"/>
         <w:rPr>
           <w:rFonts w:ascii="Segoe UI" w:hAnsi="Segoe UI" w:cs="Segoe UI"/>
           <w:color w:val="1C1C1C"/>
@@ -128,7 +128,7 @@
     <w:p>
       <w:pPr>
         <w:pStyle w:val="a7"/>
-        <w:divId w:val="540291532"/>
+        <w:divId w:val="1974674633"/>
         <w:rPr>
           <w:rFonts w:ascii="Segoe UI" w:hAnsi="Segoe UI" w:cs="Segoe UI"/>
           <w:color w:val="1C1C1C"/>
@@ -155,7 +155,7 @@
     <w:p>
       <w:pPr>
         <w:pStyle w:val="3"/>
-        <w:divId w:val="540291532"/>
+        <w:divId w:val="1974674633"/>
         <w:rPr>
           <w:rFonts w:ascii="Segoe UI" w:eastAsia="Times New Roman" w:hAnsi="Segoe UI" w:cs="Segoe UI"/>
           <w:lang w:val="es-ES"/>
@@ -172,7 +172,7 @@
     <w:p>
       <w:pPr>
         <w:pStyle w:val="a7"/>
-        <w:divId w:val="540291532"/>
+        <w:divId w:val="1974674633"/>
         <w:rPr>
           <w:rFonts w:ascii="Segoe UI" w:hAnsi="Segoe UI" w:cs="Segoe UI"/>
           <w:color w:val="1C1C1C"/>
@@ -199,7 +199,7 @@
     <w:p>
       <w:pPr>
         <w:pStyle w:val="3"/>
-        <w:divId w:val="540291532"/>
+        <w:divId w:val="1974674633"/>
         <w:rPr>
           <w:rFonts w:ascii="Segoe UI" w:eastAsia="Times New Roman" w:hAnsi="Segoe UI" w:cs="Segoe UI"/>
           <w:lang w:val="es-ES"/>
@@ -216,7 +216,7 @@
     <w:p>
       <w:pPr>
         <w:pStyle w:val="a7"/>
-        <w:divId w:val="540291532"/>
+        <w:divId w:val="1974674633"/>
         <w:rPr>
           <w:rFonts w:ascii="Segoe UI" w:hAnsi="Segoe UI" w:cs="Segoe UI"/>
           <w:color w:val="1C1C1C"/>
@@ -243,7 +243,7 @@
     <w:p>
       <w:pPr>
         <w:pStyle w:val="3"/>
-        <w:divId w:val="540291532"/>
+        <w:divId w:val="1974674633"/>
         <w:rPr>
           <w:rFonts w:ascii="Segoe UI" w:eastAsia="Times New Roman" w:hAnsi="Segoe UI" w:cs="Segoe UI"/>
           <w:lang w:val="es-ES"/>
@@ -260,7 +260,7 @@
     <w:p>
       <w:pPr>
         <w:pStyle w:val="a7"/>
-        <w:divId w:val="540291532"/>
+        <w:divId w:val="1974674633"/>
         <w:rPr>
           <w:rFonts w:ascii="Segoe UI" w:hAnsi="Segoe UI" w:cs="Segoe UI"/>
           <w:color w:val="1C1C1C"/>
@@ -287,7 +287,7 @@
     <w:p>
       <w:pPr>
         <w:pStyle w:val="note"/>
-        <w:divId w:val="540291532"/>
+        <w:divId w:val="1974674633"/>
         <w:rPr>
           <w:rFonts w:ascii="Segoe UI" w:hAnsi="Segoe UI" w:cs="Segoe UI"/>
           <w:lang w:val="es-ES"/>
@@ -307,7 +307,7 @@
     <w:p>
       <w:pPr>
         <w:pStyle w:val="3"/>
-        <w:divId w:val="540291532"/>
+        <w:divId w:val="1974674633"/>
         <w:rPr>
           <w:rFonts w:ascii="Segoe UI" w:eastAsia="Times New Roman" w:hAnsi="Segoe UI" w:cs="Segoe UI"/>
           <w:lang w:val="es-ES"/>
@@ -331,7 +331,7 @@
     <w:p>
       <w:pPr>
         <w:pStyle w:val="a7"/>
-        <w:divId w:val="540291532"/>
+        <w:divId w:val="1974674633"/>
         <w:rPr>
           <w:rFonts w:ascii="Segoe UI" w:hAnsi="Segoe UI" w:cs="Segoe UI"/>
           <w:color w:val="1C1C1C"/>
@@ -358,7 +358,7 @@
     <w:p>
       <w:pPr>
         <w:pStyle w:val="3"/>
-        <w:divId w:val="540291532"/>
+        <w:divId w:val="1974674633"/>
         <w:rPr>
           <w:rFonts w:ascii="Segoe UI" w:eastAsia="Times New Roman" w:hAnsi="Segoe UI" w:cs="Segoe UI"/>
           <w:lang w:val="es-ES"/>
@@ -382,7 +382,7 @@
     <w:p>
       <w:pPr>
         <w:pStyle w:val="a7"/>
-        <w:divId w:val="540291532"/>
+        <w:divId w:val="1974674633"/>
         <w:rPr>
           <w:rFonts w:ascii="Segoe UI" w:hAnsi="Segoe UI" w:cs="Segoe UI"/>
           <w:color w:val="1C1C1C"/>
@@ -409,7 +409,7 @@
     <w:p>
       <w:pPr>
         <w:pStyle w:val="3"/>
-        <w:divId w:val="540291532"/>
+        <w:divId w:val="1974674633"/>
         <w:rPr>
           <w:rFonts w:ascii="Segoe UI" w:eastAsia="Times New Roman" w:hAnsi="Segoe UI" w:cs="Segoe UI"/>
           <w:lang w:val="es-ES"/>
@@ -426,7 +426,7 @@
     <w:p>
       <w:pPr>
         <w:pStyle w:val="a7"/>
-        <w:divId w:val="540291532"/>
+        <w:divId w:val="1974674633"/>
         <w:rPr>
           <w:rFonts w:ascii="Segoe UI" w:hAnsi="Segoe UI" w:cs="Segoe UI"/>
           <w:color w:val="1C1C1C"/>
@@ -453,7 +453,7 @@
     <w:p>
       <w:pPr>
         <w:pStyle w:val="3"/>
-        <w:divId w:val="540291532"/>
+        <w:divId w:val="1974674633"/>
         <w:rPr>
           <w:rFonts w:ascii="Segoe UI" w:eastAsia="Times New Roman" w:hAnsi="Segoe UI" w:cs="Segoe UI"/>
           <w:lang w:val="es-ES"/>
@@ -477,7 +477,7 @@
     <w:p>
       <w:pPr>
         <w:pStyle w:val="a7"/>
-        <w:divId w:val="540291532"/>
+        <w:divId w:val="1974674633"/>
         <w:rPr>
           <w:rFonts w:ascii="Segoe UI" w:hAnsi="Segoe UI" w:cs="Segoe UI"/>
           <w:color w:val="1C1C1C"/>
@@ -496,7 +496,7 @@
     <w:p>
       <w:pPr>
         <w:pStyle w:val="a7"/>
-        <w:divId w:val="540291532"/>
+        <w:divId w:val="1974674633"/>
         <w:rPr>
           <w:rFonts w:ascii="Segoe UI" w:hAnsi="Segoe UI" w:cs="Segoe UI"/>
           <w:color w:val="1C1C1C"/>
@@ -515,7 +515,7 @@
     <w:p>
       <w:pPr>
         <w:pStyle w:val="a7"/>
-        <w:divId w:val="540291532"/>
+        <w:divId w:val="1974674633"/>
         <w:rPr>
           <w:rFonts w:ascii="Segoe UI" w:hAnsi="Segoe UI" w:cs="Segoe UI"/>
           <w:color w:val="1C1C1C"/>
@@ -542,7 +542,7 @@
     <w:p>
       <w:pPr>
         <w:pStyle w:val="3"/>
-        <w:divId w:val="540291532"/>
+        <w:divId w:val="1974674633"/>
         <w:rPr>
           <w:rFonts w:ascii="Segoe UI" w:eastAsia="Times New Roman" w:hAnsi="Segoe UI" w:cs="Segoe UI"/>
           <w:lang w:val="es-ES"/>
@@ -559,7 +559,7 @@
     <w:p>
       <w:pPr>
         <w:pStyle w:val="a7"/>
-        <w:divId w:val="540291532"/>
+        <w:divId w:val="1974674633"/>
         <w:rPr>
           <w:rFonts w:ascii="Segoe UI" w:hAnsi="Segoe UI" w:cs="Segoe UI"/>
           <w:color w:val="1C1C1C"/>
@@ -578,34 +578,34 @@
     <w:p>
       <w:pPr>
         <w:pStyle w:val="a7"/>
-        <w:divId w:val="540291532"/>
-        <w:rPr>
-          <w:rFonts w:ascii="Segoe UI" w:hAnsi="Segoe UI" w:cs="Segoe UI"/>
-          <w:color w:val="1C1C1C"/>
-          <w:lang w:val="es-ES"/>
-        </w:rPr>
-      </w:pPr>
-      <w:r>
-        <w:rPr>
-          <w:rFonts w:ascii="Segoe UI" w:hAnsi="Segoe UI" w:cs="Segoe UI"/>
-          <w:color w:val="1C1C1C"/>
-          <w:lang w:val="es-ES"/>
-        </w:rPr>
-        <w:t>Sin pantalla. Fabricado en Francia (Cannes), ce</w:t>
-      </w:r>
-      <w:r>
-        <w:rPr>
-          <w:rFonts w:ascii="Segoe UI" w:hAnsi="Segoe UI" w:cs="Segoe UI"/>
-          <w:color w:val="1C1C1C"/>
-          <w:lang w:val="es-ES"/>
-        </w:rPr>
-        <w:t>rtificado CE.</w:t>
+        <w:divId w:val="1974674633"/>
+        <w:rPr>
+          <w:rFonts w:ascii="Segoe UI" w:hAnsi="Segoe UI" w:cs="Segoe UI"/>
+          <w:color w:val="1C1C1C"/>
+          <w:lang w:val="es-ES"/>
+        </w:rPr>
+      </w:pPr>
+      <w:r>
+        <w:rPr>
+          <w:rFonts w:ascii="Segoe UI" w:hAnsi="Segoe UI" w:cs="Segoe UI"/>
+          <w:color w:val="1C1C1C"/>
+          <w:lang w:val="es-ES"/>
+        </w:rPr>
+        <w:t xml:space="preserve">Sin pantalla. Diseñado en Francia, certificado </w:t>
+      </w:r>
+      <w:r>
+        <w:rPr>
+          <w:rFonts w:ascii="Segoe UI" w:hAnsi="Segoe UI" w:cs="Segoe UI"/>
+          <w:color w:val="1C1C1C"/>
+          <w:lang w:val="es-ES"/>
+        </w:rPr>
+        <w:t>CE.</w:t>
       </w:r>
     </w:p>
     <w:p>
       <w:pPr>
         <w:pStyle w:val="note"/>
-        <w:divId w:val="540291532"/>
+        <w:divId w:val="1974674633"/>
         <w:rPr>
           <w:rFonts w:ascii="Segoe UI" w:hAnsi="Segoe UI" w:cs="Segoe UI"/>
           <w:lang w:val="es-ES"/>
@@ -625,7 +625,7 @@
     <w:p>
       <w:pPr>
         <w:pStyle w:val="a7"/>
-        <w:divId w:val="540291532"/>
+        <w:divId w:val="1974674633"/>
         <w:rPr>
           <w:rFonts w:ascii="Segoe UI" w:hAnsi="Segoe UI" w:cs="Segoe UI"/>
           <w:color w:val="1C1C1C"/>
@@ -644,7 +644,7 @@
     <w:p>
       <w:pPr>
         <w:pStyle w:val="a7"/>
-        <w:divId w:val="540291532"/>
+        <w:divId w:val="1974674633"/>
         <w:rPr>
           <w:rFonts w:ascii="Segoe UI" w:hAnsi="Segoe UI" w:cs="Segoe UI"/>
           <w:color w:val="1C1C1C"/>
@@ -663,7 +663,7 @@
     <w:p>
       <w:pPr>
         <w:pStyle w:val="note"/>
-        <w:divId w:val="540291532"/>
+        <w:divId w:val="1974674633"/>
         <w:rPr>
           <w:rFonts w:ascii="Segoe UI" w:hAnsi="Segoe UI" w:cs="Segoe UI"/>
           <w:lang w:val="es-ES"/>
@@ -683,7 +683,7 @@
     <w:p>
       <w:pPr>
         <w:pStyle w:val="note"/>
-        <w:divId w:val="540291532"/>
+        <w:divId w:val="1974674633"/>
         <w:rPr>
           <w:rFonts w:ascii="Segoe UI" w:hAnsi="Segoe UI" w:cs="Segoe UI"/>
           <w:lang w:val="es-ES"/>
@@ -703,7 +703,7 @@
     <w:p>
       <w:pPr>
         <w:pStyle w:val="a7"/>
-        <w:divId w:val="540291532"/>
+        <w:divId w:val="1974674633"/>
         <w:rPr>
           <w:rFonts w:ascii="Segoe UI" w:hAnsi="Segoe UI" w:cs="Segoe UI"/>
           <w:color w:val="1C1C1C"/>
@@ -722,7 +722,7 @@
     <w:p>
       <w:pPr>
         <w:pStyle w:val="a7"/>
-        <w:divId w:val="540291532"/>
+        <w:divId w:val="1974674633"/>
         <w:rPr>
           <w:rFonts w:ascii="Segoe UI" w:hAnsi="Segoe UI" w:cs="Segoe UI"/>
           <w:color w:val="1C1C1C"/>
@@ -751,13 +751,13 @@
           <w:color w:val="1C1C1C"/>
           <w:lang w:val="es-ES"/>
         </w:rPr>
-        <w:t>on, carga USB-C, alrededor de 1,5 horas. Edad 4-10 años. Fabricado en Cannes, Francia. Certificado CE.</w:t>
-      </w:r>
-    </w:p>
-    <w:p>
-      <w:pPr>
-        <w:pStyle w:val="a7"/>
-        <w:divId w:val="540291532"/>
+        <w:t>on, carga USB-C, alrededor de 1,5 horas. Edad 4-10 años. Diseñado en Francia. Certificado CE.</w:t>
+      </w:r>
+    </w:p>
+    <w:p>
+      <w:pPr>
+        <w:pStyle w:val="a7"/>
+        <w:divId w:val="1974674633"/>
         <w:rPr>
           <w:rFonts w:ascii="Segoe UI" w:hAnsi="Segoe UI" w:cs="Segoe UI"/>
           <w:color w:val="1C1C1C"/>
@@ -776,7 +776,7 @@
     <w:p>
       <w:pPr>
         <w:pStyle w:val="note"/>
-        <w:divId w:val="540291532"/>
+        <w:divId w:val="1974674633"/>
         <w:rPr>
           <w:rFonts w:ascii="Segoe UI" w:hAnsi="Segoe UI" w:cs="Segoe UI"/>
           <w:lang w:val="es-ES"/>
@@ -790,7 +790,7 @@
           <w:iCs/>
           <w:lang w:val="es-ES"/>
         </w:rPr>
-        <w:t>La referencia y el precio</w:t>
+        <w:t>La referencia y el precio los fija</w:t>
       </w:r>
       <w:r>
         <w:rPr>
@@ -800,13 +800,13 @@
           <w:iCs/>
           <w:lang w:val="es-ES"/>
         </w:rPr>
-        <w:t xml:space="preserve"> los fija el distribuidor.</w:t>
+        <w:t xml:space="preserve"> el distribuidor.</w:t>
       </w:r>
     </w:p>
     <w:p>
       <w:pPr>
         <w:pStyle w:val="note"/>
-        <w:divId w:val="540291532"/>
+        <w:divId w:val="1974674633"/>
         <w:rPr>
           <w:rFonts w:ascii="Segoe UI" w:hAnsi="Segoe UI" w:cs="Segoe UI"/>
           <w:lang w:val="es-ES"/>

--- a/es/catalogue.docx
+++ b/es/catalogue.docx
@@ -5,7 +5,7 @@
     <w:p>
       <w:pPr>
         <w:pStyle w:val="note"/>
-        <w:divId w:val="1974674633"/>
+        <w:divId w:val="1653561233"/>
         <w:rPr>
           <w:rFonts w:ascii="Segoe UI" w:hAnsi="Segoe UI" w:cs="Segoe UI"/>
           <w:lang w:val="es-ES"/>
@@ -25,7 +25,7 @@
     <w:p>
       <w:pPr>
         <w:pStyle w:val="note"/>
-        <w:divId w:val="1974674633"/>
+        <w:divId w:val="1653561233"/>
         <w:rPr>
           <w:rFonts w:ascii="Segoe UI" w:hAnsi="Segoe UI" w:cs="Segoe UI"/>
           <w:lang w:val="es-ES"/>
@@ -45,7 +45,7 @@
     <w:p>
       <w:pPr>
         <w:pStyle w:val="1"/>
-        <w:divId w:val="1974674633"/>
+        <w:divId w:val="1653561233"/>
         <w:rPr>
           <w:rFonts w:ascii="Segoe UI" w:eastAsia="Times New Roman" w:hAnsi="Segoe UI" w:cs="Segoe UI"/>
           <w:lang w:val="es-ES"/>
@@ -62,7 +62,7 @@
     <w:p>
       <w:pPr>
         <w:pStyle w:val="2"/>
-        <w:divId w:val="1974674633"/>
+        <w:divId w:val="1653561233"/>
         <w:rPr>
           <w:rFonts w:ascii="Segoe UI" w:eastAsia="Times New Roman" w:hAnsi="Segoe UI" w:cs="Segoe UI"/>
           <w:lang w:val="es-ES"/>
@@ -79,7 +79,7 @@
     <w:p>
       <w:pPr>
         <w:pStyle w:val="note"/>
-        <w:divId w:val="1974674633"/>
+        <w:divId w:val="1653561233"/>
         <w:rPr>
           <w:rFonts w:ascii="Segoe UI" w:hAnsi="Segoe UI" w:cs="Segoe UI"/>
           <w:lang w:val="es-ES"/>
@@ -109,7 +109,7 @@
     <w:p>
       <w:pPr>
         <w:pStyle w:val="a7"/>
-        <w:divId w:val="1974674633"/>
+        <w:divId w:val="1653561233"/>
         <w:rPr>
           <w:rFonts w:ascii="Segoe UI" w:hAnsi="Segoe UI" w:cs="Segoe UI"/>
           <w:color w:val="1C1C1C"/>
@@ -128,7 +128,7 @@
     <w:p>
       <w:pPr>
         <w:pStyle w:val="a7"/>
-        <w:divId w:val="1974674633"/>
+        <w:divId w:val="1653561233"/>
         <w:rPr>
           <w:rFonts w:ascii="Segoe UI" w:hAnsi="Segoe UI" w:cs="Segoe UI"/>
           <w:color w:val="1C1C1C"/>
@@ -155,7 +155,7 @@
     <w:p>
       <w:pPr>
         <w:pStyle w:val="3"/>
-        <w:divId w:val="1974674633"/>
+        <w:divId w:val="1653561233"/>
         <w:rPr>
           <w:rFonts w:ascii="Segoe UI" w:eastAsia="Times New Roman" w:hAnsi="Segoe UI" w:cs="Segoe UI"/>
           <w:lang w:val="es-ES"/>
@@ -172,7 +172,7 @@
     <w:p>
       <w:pPr>
         <w:pStyle w:val="a7"/>
-        <w:divId w:val="1974674633"/>
+        <w:divId w:val="1653561233"/>
         <w:rPr>
           <w:rFonts w:ascii="Segoe UI" w:hAnsi="Segoe UI" w:cs="Segoe UI"/>
           <w:color w:val="1C1C1C"/>
@@ -199,7 +199,7 @@
     <w:p>
       <w:pPr>
         <w:pStyle w:val="3"/>
-        <w:divId w:val="1974674633"/>
+        <w:divId w:val="1653561233"/>
         <w:rPr>
           <w:rFonts w:ascii="Segoe UI" w:eastAsia="Times New Roman" w:hAnsi="Segoe UI" w:cs="Segoe UI"/>
           <w:lang w:val="es-ES"/>
@@ -216,7 +216,7 @@
     <w:p>
       <w:pPr>
         <w:pStyle w:val="a7"/>
-        <w:divId w:val="1974674633"/>
+        <w:divId w:val="1653561233"/>
         <w:rPr>
           <w:rFonts w:ascii="Segoe UI" w:hAnsi="Segoe UI" w:cs="Segoe UI"/>
           <w:color w:val="1C1C1C"/>
@@ -243,7 +243,7 @@
     <w:p>
       <w:pPr>
         <w:pStyle w:val="3"/>
-        <w:divId w:val="1974674633"/>
+        <w:divId w:val="1653561233"/>
         <w:rPr>
           <w:rFonts w:ascii="Segoe UI" w:eastAsia="Times New Roman" w:hAnsi="Segoe UI" w:cs="Segoe UI"/>
           <w:lang w:val="es-ES"/>
@@ -260,7 +260,7 @@
     <w:p>
       <w:pPr>
         <w:pStyle w:val="a7"/>
-        <w:divId w:val="1974674633"/>
+        <w:divId w:val="1653561233"/>
         <w:rPr>
           <w:rFonts w:ascii="Segoe UI" w:hAnsi="Segoe UI" w:cs="Segoe UI"/>
           <w:color w:val="1C1C1C"/>
@@ -287,7 +287,7 @@
     <w:p>
       <w:pPr>
         <w:pStyle w:val="note"/>
-        <w:divId w:val="1974674633"/>
+        <w:divId w:val="1653561233"/>
         <w:rPr>
           <w:rFonts w:ascii="Segoe UI" w:hAnsi="Segoe UI" w:cs="Segoe UI"/>
           <w:lang w:val="es-ES"/>
@@ -307,7 +307,7 @@
     <w:p>
       <w:pPr>
         <w:pStyle w:val="3"/>
-        <w:divId w:val="1974674633"/>
+        <w:divId w:val="1653561233"/>
         <w:rPr>
           <w:rFonts w:ascii="Segoe UI" w:eastAsia="Times New Roman" w:hAnsi="Segoe UI" w:cs="Segoe UI"/>
           <w:lang w:val="es-ES"/>
@@ -331,7 +331,7 @@
     <w:p>
       <w:pPr>
         <w:pStyle w:val="a7"/>
-        <w:divId w:val="1974674633"/>
+        <w:divId w:val="1653561233"/>
         <w:rPr>
           <w:rFonts w:ascii="Segoe UI" w:hAnsi="Segoe UI" w:cs="Segoe UI"/>
           <w:color w:val="1C1C1C"/>
@@ -358,7 +358,7 @@
     <w:p>
       <w:pPr>
         <w:pStyle w:val="3"/>
-        <w:divId w:val="1974674633"/>
+        <w:divId w:val="1653561233"/>
         <w:rPr>
           <w:rFonts w:ascii="Segoe UI" w:eastAsia="Times New Roman" w:hAnsi="Segoe UI" w:cs="Segoe UI"/>
           <w:lang w:val="es-ES"/>
@@ -382,7 +382,7 @@
     <w:p>
       <w:pPr>
         <w:pStyle w:val="a7"/>
-        <w:divId w:val="1974674633"/>
+        <w:divId w:val="1653561233"/>
         <w:rPr>
           <w:rFonts w:ascii="Segoe UI" w:hAnsi="Segoe UI" w:cs="Segoe UI"/>
           <w:color w:val="1C1C1C"/>
@@ -409,7 +409,7 @@
     <w:p>
       <w:pPr>
         <w:pStyle w:val="3"/>
-        <w:divId w:val="1974674633"/>
+        <w:divId w:val="1653561233"/>
         <w:rPr>
           <w:rFonts w:ascii="Segoe UI" w:eastAsia="Times New Roman" w:hAnsi="Segoe UI" w:cs="Segoe UI"/>
           <w:lang w:val="es-ES"/>
@@ -426,7 +426,7 @@
     <w:p>
       <w:pPr>
         <w:pStyle w:val="a7"/>
-        <w:divId w:val="1974674633"/>
+        <w:divId w:val="1653561233"/>
         <w:rPr>
           <w:rFonts w:ascii="Segoe UI" w:hAnsi="Segoe UI" w:cs="Segoe UI"/>
           <w:color w:val="1C1C1C"/>
@@ -453,7 +453,7 @@
     <w:p>
       <w:pPr>
         <w:pStyle w:val="3"/>
-        <w:divId w:val="1974674633"/>
+        <w:divId w:val="1653561233"/>
         <w:rPr>
           <w:rFonts w:ascii="Segoe UI" w:eastAsia="Times New Roman" w:hAnsi="Segoe UI" w:cs="Segoe UI"/>
           <w:lang w:val="es-ES"/>
@@ -477,7 +477,7 @@
     <w:p>
       <w:pPr>
         <w:pStyle w:val="a7"/>
-        <w:divId w:val="1974674633"/>
+        <w:divId w:val="1653561233"/>
         <w:rPr>
           <w:rFonts w:ascii="Segoe UI" w:hAnsi="Segoe UI" w:cs="Segoe UI"/>
           <w:color w:val="1C1C1C"/>
@@ -496,7 +496,7 @@
     <w:p>
       <w:pPr>
         <w:pStyle w:val="a7"/>
-        <w:divId w:val="1974674633"/>
+        <w:divId w:val="1653561233"/>
         <w:rPr>
           <w:rFonts w:ascii="Segoe UI" w:hAnsi="Segoe UI" w:cs="Segoe UI"/>
           <w:color w:val="1C1C1C"/>
@@ -515,7 +515,7 @@
     <w:p>
       <w:pPr>
         <w:pStyle w:val="a7"/>
-        <w:divId w:val="1974674633"/>
+        <w:divId w:val="1653561233"/>
         <w:rPr>
           <w:rFonts w:ascii="Segoe UI" w:hAnsi="Segoe UI" w:cs="Segoe UI"/>
           <w:color w:val="1C1C1C"/>
@@ -542,7 +542,7 @@
     <w:p>
       <w:pPr>
         <w:pStyle w:val="3"/>
-        <w:divId w:val="1974674633"/>
+        <w:divId w:val="1653561233"/>
         <w:rPr>
           <w:rFonts w:ascii="Segoe UI" w:eastAsia="Times New Roman" w:hAnsi="Segoe UI" w:cs="Segoe UI"/>
           <w:lang w:val="es-ES"/>
@@ -559,7 +559,7 @@
     <w:p>
       <w:pPr>
         <w:pStyle w:val="a7"/>
-        <w:divId w:val="1974674633"/>
+        <w:divId w:val="1653561233"/>
         <w:rPr>
           <w:rFonts w:ascii="Segoe UI" w:hAnsi="Segoe UI" w:cs="Segoe UI"/>
           <w:color w:val="1C1C1C"/>
@@ -578,7 +578,7 @@
     <w:p>
       <w:pPr>
         <w:pStyle w:val="a7"/>
-        <w:divId w:val="1974674633"/>
+        <w:divId w:val="1653561233"/>
         <w:rPr>
           <w:rFonts w:ascii="Segoe UI" w:hAnsi="Segoe UI" w:cs="Segoe UI"/>
           <w:color w:val="1C1C1C"/>
@@ -605,7 +605,7 @@
     <w:p>
       <w:pPr>
         <w:pStyle w:val="note"/>
-        <w:divId w:val="1974674633"/>
+        <w:divId w:val="1653561233"/>
         <w:rPr>
           <w:rFonts w:ascii="Segoe UI" w:hAnsi="Segoe UI" w:cs="Segoe UI"/>
           <w:lang w:val="es-ES"/>
@@ -625,7 +625,7 @@
     <w:p>
       <w:pPr>
         <w:pStyle w:val="a7"/>
-        <w:divId w:val="1974674633"/>
+        <w:divId w:val="1653561233"/>
         <w:rPr>
           <w:rFonts w:ascii="Segoe UI" w:hAnsi="Segoe UI" w:cs="Segoe UI"/>
           <w:color w:val="1C1C1C"/>
@@ -644,7 +644,7 @@
     <w:p>
       <w:pPr>
         <w:pStyle w:val="a7"/>
-        <w:divId w:val="1974674633"/>
+        <w:divId w:val="1653561233"/>
         <w:rPr>
           <w:rFonts w:ascii="Segoe UI" w:hAnsi="Segoe UI" w:cs="Segoe UI"/>
           <w:color w:val="1C1C1C"/>
@@ -663,7 +663,7 @@
     <w:p>
       <w:pPr>
         <w:pStyle w:val="note"/>
-        <w:divId w:val="1974674633"/>
+        <w:divId w:val="1653561233"/>
         <w:rPr>
           <w:rFonts w:ascii="Segoe UI" w:hAnsi="Segoe UI" w:cs="Segoe UI"/>
           <w:lang w:val="es-ES"/>
@@ -683,7 +683,7 @@
     <w:p>
       <w:pPr>
         <w:pStyle w:val="note"/>
-        <w:divId w:val="1974674633"/>
+        <w:divId w:val="1653561233"/>
         <w:rPr>
           <w:rFonts w:ascii="Segoe UI" w:hAnsi="Segoe UI" w:cs="Segoe UI"/>
           <w:lang w:val="es-ES"/>
@@ -703,7 +703,7 @@
     <w:p>
       <w:pPr>
         <w:pStyle w:val="a7"/>
-        <w:divId w:val="1974674633"/>
+        <w:divId w:val="1653561233"/>
         <w:rPr>
           <w:rFonts w:ascii="Segoe UI" w:hAnsi="Segoe UI" w:cs="Segoe UI"/>
           <w:color w:val="1C1C1C"/>
@@ -722,7 +722,7 @@
     <w:p>
       <w:pPr>
         <w:pStyle w:val="a7"/>
-        <w:divId w:val="1974674633"/>
+        <w:divId w:val="1653561233"/>
         <w:rPr>
           <w:rFonts w:ascii="Segoe UI" w:hAnsi="Segoe UI" w:cs="Segoe UI"/>
           <w:color w:val="1C1C1C"/>
@@ -743,40 +743,48 @@
           <w:color w:val="1C1C1C"/>
           <w:lang w:val="es-ES"/>
         </w:rPr>
-        <w:t>tón. Robot de 125 mm de diámetro, 44 mm de altura, 220 g. Mando de 317 x 217 x 62 mm, 680 g. Fichas de 33 x 33 mm, NFC. 11 ranuras dobles. Paso por defecto de 15 cm, ajustable a cualquier tamaño. Giros de 1 a 360 grados. Bluetooth de unos 5 m. Batería Li-I</w:t>
-      </w:r>
-      <w:r>
-        <w:rPr>
-          <w:rFonts w:ascii="Segoe UI" w:hAnsi="Segoe UI" w:cs="Segoe UI"/>
-          <w:color w:val="1C1C1C"/>
-          <w:lang w:val="es-ES"/>
-        </w:rPr>
-        <w:t>on, carga USB-C, alrededor de 1,5 horas. Edad 4-10 años. Diseñado en Francia. Certificado CE.</w:t>
-      </w:r>
-    </w:p>
-    <w:p>
-      <w:pPr>
-        <w:pStyle w:val="a7"/>
-        <w:divId w:val="1974674633"/>
-        <w:rPr>
-          <w:rFonts w:ascii="Segoe UI" w:hAnsi="Segoe UI" w:cs="Segoe UI"/>
-          <w:color w:val="1C1C1C"/>
-          <w:lang w:val="es-ES"/>
-        </w:rPr>
-      </w:pPr>
-      <w:r>
-        <w:rPr>
-          <w:rFonts w:ascii="Segoe UI" w:hAnsi="Segoe UI" w:cs="Segoe UI"/>
-          <w:color w:val="1C1C1C"/>
-          <w:lang w:val="es-ES"/>
-        </w:rPr>
-        <w:t>Servicio. Sirven rotuladores corrientes, la batería es reemplazable. La garantía y el servicio los proporciona el distribuidor.</w:t>
+        <w:t xml:space="preserve">tón. Robot de 125 mm de diámetro, 44 mm de altura, 225 g. Mando de 317 x 217 x 62 mm, 760 g. Fichas de 33 x 33 mm, NFC, juego completo 150 g. Kit en su caja, unos 1,9 kg. 11 ranuras dobles. Paso por defecto de 15 cm, ajustable a cualquier tamaño. Giros de </w:t>
+      </w:r>
+      <w:r>
+        <w:rPr>
+          <w:rFonts w:ascii="Segoe UI" w:hAnsi="Segoe UI" w:cs="Segoe UI"/>
+          <w:color w:val="1C1C1C"/>
+          <w:lang w:val="es-ES"/>
+        </w:rPr>
+        <w:t>1 a 360 grados. Bluetooth de unos 5 m. Batería Li-Ion, carga USB-C, alrededor de 1,5 horas. Edad 4-10 años. Diseñado en Francia. Certificado CE.</w:t>
+      </w:r>
+    </w:p>
+    <w:p>
+      <w:pPr>
+        <w:pStyle w:val="a7"/>
+        <w:divId w:val="1653561233"/>
+        <w:rPr>
+          <w:rFonts w:ascii="Segoe UI" w:hAnsi="Segoe UI" w:cs="Segoe UI"/>
+          <w:color w:val="1C1C1C"/>
+          <w:lang w:val="es-ES"/>
+        </w:rPr>
+      </w:pPr>
+      <w:r>
+        <w:rPr>
+          <w:rFonts w:ascii="Segoe UI" w:hAnsi="Segoe UI" w:cs="Segoe UI"/>
+          <w:color w:val="1C1C1C"/>
+          <w:lang w:val="es-ES"/>
+        </w:rPr>
+        <w:t xml:space="preserve">Servicio. Sirven rotuladores corrientes, la batería es reemplazable. La garantía y el servicio los proporciona </w:t>
+      </w:r>
+      <w:r>
+        <w:rPr>
+          <w:rFonts w:ascii="Segoe UI" w:hAnsi="Segoe UI" w:cs="Segoe UI"/>
+          <w:color w:val="1C1C1C"/>
+          <w:lang w:val="es-ES"/>
+        </w:rPr>
+        <w:t>el distribuidor.</w:t>
       </w:r>
     </w:p>
     <w:p>
       <w:pPr>
         <w:pStyle w:val="note"/>
-        <w:divId w:val="1974674633"/>
+        <w:divId w:val="1653561233"/>
         <w:rPr>
           <w:rFonts w:ascii="Segoe UI" w:hAnsi="Segoe UI" w:cs="Segoe UI"/>
           <w:lang w:val="es-ES"/>
@@ -790,23 +798,13 @@
           <w:iCs/>
           <w:lang w:val="es-ES"/>
         </w:rPr>
-        <w:t>La referencia y el precio los fija</w:t>
-      </w:r>
-      <w:r>
-        <w:rPr>
-          <w:rStyle w:val="a5"/>
-          <w:rFonts w:ascii="Segoe UI" w:hAnsi="Segoe UI" w:cs="Segoe UI"/>
-          <w:i/>
-          <w:iCs/>
-          <w:lang w:val="es-ES"/>
-        </w:rPr>
-        <w:t xml:space="preserve"> el distribuidor.</w:t>
+        <w:t>La referencia y el precio los fija el distribuidor.</w:t>
       </w:r>
     </w:p>
     <w:p>
       <w:pPr>
         <w:pStyle w:val="note"/>
-        <w:divId w:val="1974674633"/>
+        <w:divId w:val="1653561233"/>
         <w:rPr>
           <w:rFonts w:ascii="Segoe UI" w:hAnsi="Segoe UI" w:cs="Segoe UI"/>
           <w:lang w:val="es-ES"/>
